--- a/docs/Hussein_Mohsen_CV.docx
+++ b/docs/Hussein_Mohsen_CV.docx
@@ -333,8 +333,59 @@
           <w:szCs w:val="21"/>
           <w:lang w:bidi="ar-LB"/>
         </w:rPr>
-        <w:t xml:space="preserve"> Mark Gerstein, Lajos Pusztai, Kei-Hoi Cheung, Sahand Negahban</w:t>
-      </w:r>
+        <w:t xml:space="preserve"> Mark Gerstein, Lajos </w:t>
+      </w:r>
+      <w:proofErr w:type="spellStart"/>
+      <w:r>
+        <w:rPr>
+          <w:rFonts w:ascii="Palatino Linotype" w:hAnsi="Palatino Linotype" w:cstheme="majorBidi"/>
+          <w:sz w:val="21"/>
+          <w:szCs w:val="21"/>
+          <w:lang w:bidi="ar-LB"/>
+        </w:rPr>
+        <w:t>Pusztai</w:t>
+      </w:r>
+      <w:proofErr w:type="spellEnd"/>
+      <w:r>
+        <w:rPr>
+          <w:rFonts w:ascii="Palatino Linotype" w:hAnsi="Palatino Linotype" w:cstheme="majorBidi"/>
+          <w:sz w:val="21"/>
+          <w:szCs w:val="21"/>
+          <w:lang w:bidi="ar-LB"/>
+        </w:rPr>
+        <w:t xml:space="preserve">, Kei-Hoi Cheung, </w:t>
+      </w:r>
+      <w:proofErr w:type="spellStart"/>
+      <w:r>
+        <w:rPr>
+          <w:rFonts w:ascii="Palatino Linotype" w:hAnsi="Palatino Linotype" w:cstheme="majorBidi"/>
+          <w:sz w:val="21"/>
+          <w:szCs w:val="21"/>
+          <w:lang w:bidi="ar-LB"/>
+        </w:rPr>
+        <w:t>Sahand</w:t>
+      </w:r>
+      <w:proofErr w:type="spellEnd"/>
+      <w:r>
+        <w:rPr>
+          <w:rFonts w:ascii="Palatino Linotype" w:hAnsi="Palatino Linotype" w:cstheme="majorBidi"/>
+          <w:sz w:val="21"/>
+          <w:szCs w:val="21"/>
+          <w:lang w:bidi="ar-LB"/>
+        </w:rPr>
+        <w:t xml:space="preserve"> </w:t>
+      </w:r>
+      <w:proofErr w:type="spellStart"/>
+      <w:r>
+        <w:rPr>
+          <w:rFonts w:ascii="Palatino Linotype" w:hAnsi="Palatino Linotype" w:cstheme="majorBidi"/>
+          <w:sz w:val="21"/>
+          <w:szCs w:val="21"/>
+          <w:lang w:bidi="ar-LB"/>
+        </w:rPr>
+        <w:t>Negahban</w:t>
+      </w:r>
+      <w:proofErr w:type="spellEnd"/>
     </w:p>
     <w:p>
       <w:pPr>
@@ -2217,6 +2268,8 @@
           <w:rFonts w:ascii="Palatino Linotype" w:hAnsi="Palatino Linotype"/>
           <w:b/>
           <w:bCs/>
+          <w:i w:val="0"/>
+          <w:iCs w:val="0"/>
           <w:color w:val="141412"/>
           <w:sz w:val="21"/>
           <w:szCs w:val="21"/>
@@ -2234,225 +2287,181 @@
         <w:rPr>
           <w:rStyle w:val="Emphasis"/>
           <w:rFonts w:ascii="Palatino Linotype" w:hAnsi="Palatino Linotype"/>
-          <w:b/>
-          <w:bCs/>
-          <w:i w:val="0"/>
-          <w:iCs w:val="0"/>
-          <w:color w:val="141412"/>
-          <w:sz w:val="21"/>
-          <w:szCs w:val="21"/>
-          <w:shd w:val="clear" w:color="auto" w:fill="FFFFFF"/>
-        </w:rPr>
-      </w:pPr>
-      <w:r>
-        <w:rPr>
-          <w:rStyle w:val="Emphasis"/>
-          <w:rFonts w:ascii="Palatino Linotype" w:hAnsi="Palatino Linotype"/>
-          <w:color w:val="141412"/>
-          <w:sz w:val="21"/>
-          <w:szCs w:val="21"/>
-          <w:shd w:val="clear" w:color="auto" w:fill="FFFFFF"/>
-        </w:rPr>
-        <w:t>[</w:t>
-      </w:r>
-      <w:r>
-        <w:rPr>
-          <w:rStyle w:val="Emphasis"/>
-          <w:rFonts w:ascii="Palatino Linotype" w:hAnsi="Palatino Linotype"/>
-          <w:color w:val="141412"/>
-          <w:sz w:val="21"/>
-          <w:szCs w:val="21"/>
-          <w:shd w:val="clear" w:color="auto" w:fill="FFFFFF"/>
-        </w:rPr>
-        <w:t>Preprint</w:t>
-      </w:r>
-      <w:r>
-        <w:rPr>
-          <w:rStyle w:val="Emphasis"/>
-          <w:rFonts w:ascii="Palatino Linotype" w:hAnsi="Palatino Linotype"/>
-          <w:color w:val="141412"/>
-          <w:sz w:val="21"/>
-          <w:szCs w:val="21"/>
-          <w:shd w:val="clear" w:color="auto" w:fill="FFFFFF"/>
-        </w:rPr>
-        <w:t>]</w:t>
-      </w:r>
-      <w:r>
-        <w:rPr>
-          <w:rStyle w:val="Emphasis"/>
-          <w:rFonts w:ascii="Palatino Linotype" w:hAnsi="Palatino Linotype"/>
-          <w:b/>
-          <w:bCs/>
-          <w:i w:val="0"/>
-          <w:iCs w:val="0"/>
-          <w:color w:val="141412"/>
-          <w:sz w:val="21"/>
-          <w:szCs w:val="21"/>
-          <w:shd w:val="clear" w:color="auto" w:fill="FFFFFF"/>
-        </w:rPr>
-        <w:t xml:space="preserve"> H. Mohsen</w:t>
-      </w:r>
-      <w:r>
-        <w:rPr>
-          <w:rStyle w:val="Emphasis"/>
-          <w:rFonts w:ascii="Palatino Linotype" w:hAnsi="Palatino Linotype"/>
-          <w:i w:val="0"/>
-          <w:iCs w:val="0"/>
-          <w:color w:val="141412"/>
-          <w:sz w:val="21"/>
-          <w:szCs w:val="21"/>
-          <w:shd w:val="clear" w:color="auto" w:fill="FFFFFF"/>
-        </w:rPr>
-        <w:t xml:space="preserve">, K. Blenman, P. S. Emani, Q. Morris, J. Carrot-Zhang, and L. Pusztai (2023). Dynamic clustering of genomics cohorts beyond race, ethnicity—and ancestry, </w:t>
-      </w:r>
-      <w:r>
-        <w:rPr>
-          <w:rStyle w:val="Emphasis"/>
-          <w:rFonts w:ascii="Palatino Linotype" w:hAnsi="Palatino Linotype"/>
-          <w:color w:val="141412"/>
-          <w:sz w:val="21"/>
-          <w:szCs w:val="21"/>
-          <w:shd w:val="clear" w:color="auto" w:fill="FFFFFF"/>
-        </w:rPr>
-        <w:t>bioRxiv</w:t>
-      </w:r>
-      <w:r>
-        <w:rPr>
-          <w:rStyle w:val="Emphasis"/>
-          <w:rFonts w:ascii="Palatino Linotype" w:hAnsi="Palatino Linotype"/>
-          <w:i w:val="0"/>
-          <w:iCs w:val="0"/>
-          <w:color w:val="141412"/>
-          <w:sz w:val="21"/>
-          <w:szCs w:val="21"/>
-          <w:shd w:val="clear" w:color="auto" w:fill="FFFFFF"/>
-        </w:rPr>
-        <w:t>,</w:t>
-      </w:r>
-      <w:r>
-        <w:rPr>
-          <w:rStyle w:val="Emphasis"/>
-          <w:rFonts w:ascii="Palatino Linotype" w:hAnsi="Palatino Linotype"/>
-          <w:i w:val="0"/>
-          <w:iCs w:val="0"/>
-          <w:color w:val="141412"/>
-          <w:sz w:val="21"/>
-          <w:szCs w:val="21"/>
-          <w:shd w:val="clear" w:color="auto" w:fill="FFFFFF"/>
-        </w:rPr>
-        <w:t xml:space="preserve"> doi </w:t>
-      </w:r>
-      <w:r>
-        <w:rPr>
-          <w:rStyle w:val="Emphasis"/>
-          <w:rFonts w:ascii="Palatino Linotype" w:hAnsi="Palatino Linotype"/>
-          <w:i w:val="0"/>
-          <w:iCs w:val="0"/>
-          <w:color w:val="141412"/>
-          <w:sz w:val="21"/>
-          <w:szCs w:val="21"/>
-          <w:shd w:val="clear" w:color="auto" w:fill="FFFFFF"/>
-        </w:rPr>
-        <w:t>10.1101/2023.08.04.552035</w:t>
-      </w:r>
-      <w:r>
-        <w:rPr>
-          <w:rStyle w:val="Emphasis"/>
-          <w:rFonts w:ascii="Palatino Linotype" w:hAnsi="Palatino Linotype"/>
-          <w:i w:val="0"/>
-          <w:iCs w:val="0"/>
-          <w:color w:val="141412"/>
-          <w:sz w:val="21"/>
-          <w:szCs w:val="21"/>
-          <w:shd w:val="clear" w:color="auto" w:fill="FFFFFF"/>
-        </w:rPr>
-        <w:t xml:space="preserve">. </w:t>
-      </w:r>
-      <w:r>
-        <w:rPr>
-          <w:rStyle w:val="Emphasis"/>
-          <w:rFonts w:ascii="Palatino Linotype" w:hAnsi="Palatino Linotype"/>
-          <w:b/>
-          <w:bCs/>
-          <w:i w:val="0"/>
-          <w:iCs w:val="0"/>
-          <w:color w:val="141412"/>
-          <w:sz w:val="21"/>
-          <w:szCs w:val="21"/>
-          <w:shd w:val="clear" w:color="auto" w:fill="FFFFFF"/>
-        </w:rPr>
-        <w:t xml:space="preserve">Reviewers’ Choice </w:t>
-      </w:r>
-      <w:r>
-        <w:rPr>
-          <w:rStyle w:val="Emphasis"/>
-          <w:rFonts w:ascii="Palatino Linotype" w:hAnsi="Palatino Linotype"/>
-          <w:b/>
-          <w:bCs/>
-          <w:i w:val="0"/>
-          <w:iCs w:val="0"/>
-          <w:color w:val="141412"/>
-          <w:sz w:val="21"/>
-          <w:szCs w:val="21"/>
-          <w:shd w:val="clear" w:color="auto" w:fill="FFFFFF"/>
-        </w:rPr>
-        <w:t xml:space="preserve">Abstract </w:t>
-      </w:r>
-      <w:r>
-        <w:rPr>
-          <w:rStyle w:val="Emphasis"/>
-          <w:rFonts w:ascii="Palatino Linotype" w:hAnsi="Palatino Linotype"/>
-          <w:b/>
-          <w:bCs/>
-          <w:i w:val="0"/>
-          <w:iCs w:val="0"/>
-          <w:color w:val="141412"/>
-          <w:sz w:val="21"/>
-          <w:szCs w:val="21"/>
-          <w:shd w:val="clear" w:color="auto" w:fill="FFFFFF"/>
-        </w:rPr>
-        <w:t>Award</w:t>
-      </w:r>
-      <w:r>
-        <w:rPr>
-          <w:rStyle w:val="Emphasis"/>
-          <w:rFonts w:ascii="Palatino Linotype" w:hAnsi="Palatino Linotype"/>
-          <w:i w:val="0"/>
-          <w:iCs w:val="0"/>
-          <w:color w:val="141412"/>
-          <w:sz w:val="21"/>
-          <w:szCs w:val="21"/>
-          <w:shd w:val="clear" w:color="auto" w:fill="FFFFFF"/>
-        </w:rPr>
-        <w:t xml:space="preserve">: American Society of Human Genetics Annual Meeting, Nov 2023 (ASHG ’23). </w:t>
-      </w:r>
-      <w:r>
-        <w:rPr>
-          <w:rStyle w:val="Emphasis"/>
-          <w:rFonts w:ascii="Palatino Linotype" w:hAnsi="Palatino Linotype"/>
-          <w:b/>
-          <w:bCs/>
-          <w:i w:val="0"/>
-          <w:iCs w:val="0"/>
-          <w:color w:val="141412"/>
-          <w:sz w:val="21"/>
-          <w:szCs w:val="21"/>
-          <w:shd w:val="clear" w:color="auto" w:fill="FFFFFF"/>
-        </w:rPr>
-        <w:t>Invited Talk</w:t>
-      </w:r>
-      <w:r>
-        <w:rPr>
-          <w:rStyle w:val="Emphasis"/>
-          <w:rFonts w:ascii="Palatino Linotype" w:hAnsi="Palatino Linotype"/>
-          <w:i w:val="0"/>
-          <w:iCs w:val="0"/>
-          <w:color w:val="141412"/>
-          <w:sz w:val="21"/>
-          <w:szCs w:val="21"/>
-          <w:shd w:val="clear" w:color="auto" w:fill="FFFFFF"/>
-        </w:rPr>
-        <w:t>: Society for Molecular Biology &amp; Evolution, Jul 2024 (SMBE’24).</w:t>
+          <w:i w:val="0"/>
+          <w:iCs w:val="0"/>
+          <w:color w:val="141412"/>
+          <w:sz w:val="21"/>
+          <w:szCs w:val="21"/>
+          <w:shd w:val="clear" w:color="auto" w:fill="FFFFFF"/>
+        </w:rPr>
+      </w:pPr>
+      <w:r>
+        <w:rPr>
+          <w:rStyle w:val="Emphasis"/>
+          <w:rFonts w:ascii="Palatino Linotype" w:hAnsi="Palatino Linotype"/>
+          <w:i w:val="0"/>
+          <w:iCs w:val="0"/>
+          <w:color w:val="141412"/>
+          <w:sz w:val="21"/>
+          <w:szCs w:val="21"/>
+          <w:shd w:val="clear" w:color="auto" w:fill="FFFFFF"/>
+        </w:rPr>
+        <w:t xml:space="preserve">T. Qing*, </w:t>
+      </w:r>
+      <w:r>
+        <w:rPr>
+          <w:rStyle w:val="Emphasis"/>
+          <w:rFonts w:ascii="Palatino Linotype" w:hAnsi="Palatino Linotype"/>
+          <w:b/>
+          <w:bCs/>
+          <w:i w:val="0"/>
+          <w:iCs w:val="0"/>
+          <w:color w:val="141412"/>
+          <w:sz w:val="21"/>
+          <w:szCs w:val="21"/>
+          <w:shd w:val="clear" w:color="auto" w:fill="FFFFFF"/>
+        </w:rPr>
+        <w:t>H. Mohsen</w:t>
+      </w:r>
+      <w:r>
+        <w:rPr>
+          <w:rStyle w:val="Emphasis"/>
+          <w:rFonts w:ascii="Palatino Linotype" w:hAnsi="Palatino Linotype"/>
+          <w:b/>
+          <w:bCs/>
+          <w:i w:val="0"/>
+          <w:iCs w:val="0"/>
+          <w:color w:val="141412"/>
+          <w:sz w:val="21"/>
+          <w:szCs w:val="21"/>
+          <w:shd w:val="clear" w:color="auto" w:fill="FFFFFF"/>
+        </w:rPr>
+        <w:t>*</w:t>
+      </w:r>
+      <w:r>
+        <w:rPr>
+          <w:rStyle w:val="Emphasis"/>
+          <w:rFonts w:ascii="Palatino Linotype" w:hAnsi="Palatino Linotype"/>
+          <w:i w:val="0"/>
+          <w:iCs w:val="0"/>
+          <w:color w:val="141412"/>
+          <w:sz w:val="21"/>
+          <w:szCs w:val="21"/>
+          <w:shd w:val="clear" w:color="auto" w:fill="FFFFFF"/>
+        </w:rPr>
+        <w:t xml:space="preserve">, V.L. </w:t>
+      </w:r>
+      <w:proofErr w:type="spellStart"/>
+      <w:r>
+        <w:rPr>
+          <w:rStyle w:val="Emphasis"/>
+          <w:rFonts w:ascii="Palatino Linotype" w:hAnsi="Palatino Linotype"/>
+          <w:i w:val="0"/>
+          <w:iCs w:val="0"/>
+          <w:color w:val="141412"/>
+          <w:sz w:val="21"/>
+          <w:szCs w:val="21"/>
+          <w:shd w:val="clear" w:color="auto" w:fill="FFFFFF"/>
+        </w:rPr>
+        <w:t>Cannataro</w:t>
+      </w:r>
+      <w:proofErr w:type="spellEnd"/>
+      <w:r>
+        <w:rPr>
+          <w:rStyle w:val="Emphasis"/>
+          <w:rFonts w:ascii="Palatino Linotype" w:hAnsi="Palatino Linotype"/>
+          <w:i w:val="0"/>
+          <w:iCs w:val="0"/>
+          <w:color w:val="141412"/>
+          <w:sz w:val="21"/>
+          <w:szCs w:val="21"/>
+          <w:shd w:val="clear" w:color="auto" w:fill="FFFFFF"/>
+        </w:rPr>
+        <w:t xml:space="preserve">, M. </w:t>
+      </w:r>
+      <w:proofErr w:type="spellStart"/>
+      <w:r>
+        <w:rPr>
+          <w:rStyle w:val="Emphasis"/>
+          <w:rFonts w:ascii="Palatino Linotype" w:hAnsi="Palatino Linotype"/>
+          <w:i w:val="0"/>
+          <w:iCs w:val="0"/>
+          <w:color w:val="141412"/>
+          <w:sz w:val="21"/>
+          <w:szCs w:val="21"/>
+          <w:shd w:val="clear" w:color="auto" w:fill="FFFFFF"/>
+        </w:rPr>
+        <w:t>Marczyk</w:t>
+      </w:r>
+      <w:proofErr w:type="spellEnd"/>
+      <w:r>
+        <w:rPr>
+          <w:rStyle w:val="Emphasis"/>
+          <w:rFonts w:ascii="Palatino Linotype" w:hAnsi="Palatino Linotype"/>
+          <w:i w:val="0"/>
+          <w:iCs w:val="0"/>
+          <w:color w:val="141412"/>
+          <w:sz w:val="21"/>
+          <w:szCs w:val="21"/>
+          <w:shd w:val="clear" w:color="auto" w:fill="FFFFFF"/>
+        </w:rPr>
+        <w:t xml:space="preserve">, M. </w:t>
+      </w:r>
+      <w:proofErr w:type="spellStart"/>
+      <w:r>
+        <w:rPr>
+          <w:rStyle w:val="Emphasis"/>
+          <w:rFonts w:ascii="Palatino Linotype" w:hAnsi="Palatino Linotype"/>
+          <w:i w:val="0"/>
+          <w:iCs w:val="0"/>
+          <w:color w:val="141412"/>
+          <w:sz w:val="21"/>
+          <w:szCs w:val="21"/>
+          <w:shd w:val="clear" w:color="auto" w:fill="FFFFFF"/>
+        </w:rPr>
+        <w:t>Rozenblit</w:t>
+      </w:r>
+      <w:proofErr w:type="spellEnd"/>
+      <w:r>
+        <w:rPr>
+          <w:rStyle w:val="Emphasis"/>
+          <w:rFonts w:ascii="Palatino Linotype" w:hAnsi="Palatino Linotype"/>
+          <w:i w:val="0"/>
+          <w:iCs w:val="0"/>
+          <w:color w:val="141412"/>
+          <w:sz w:val="21"/>
+          <w:szCs w:val="21"/>
+          <w:shd w:val="clear" w:color="auto" w:fill="FFFFFF"/>
+        </w:rPr>
+        <w:t xml:space="preserve">, J. </w:t>
+      </w:r>
+      <w:proofErr w:type="spellStart"/>
+      <w:r>
+        <w:rPr>
+          <w:rStyle w:val="Emphasis"/>
+          <w:rFonts w:ascii="Palatino Linotype" w:hAnsi="Palatino Linotype"/>
+          <w:i w:val="0"/>
+          <w:iCs w:val="0"/>
+          <w:color w:val="141412"/>
+          <w:sz w:val="21"/>
+          <w:szCs w:val="21"/>
+          <w:shd w:val="clear" w:color="auto" w:fill="FFFFFF"/>
+        </w:rPr>
+        <w:t>Foldi</w:t>
+      </w:r>
+      <w:proofErr w:type="spellEnd"/>
+      <w:r>
+        <w:rPr>
+          <w:rStyle w:val="Emphasis"/>
+          <w:rFonts w:ascii="Palatino Linotype" w:hAnsi="Palatino Linotype"/>
+          <w:i w:val="0"/>
+          <w:iCs w:val="0"/>
+          <w:color w:val="141412"/>
+          <w:sz w:val="21"/>
+          <w:szCs w:val="21"/>
+          <w:shd w:val="clear" w:color="auto" w:fill="FFFFFF"/>
+        </w:rPr>
+        <w:t>, M.F.</w:t>
       </w:r>
       <w:r>
         <w:rPr>
@@ -2466,6 +2475,300 @@
           <w:shd w:val="clear" w:color="auto" w:fill="FFFFFF"/>
         </w:rPr>
         <w:t xml:space="preserve"> </w:t>
+      </w:r>
+      <w:r>
+        <w:rPr>
+          <w:rStyle w:val="Emphasis"/>
+          <w:rFonts w:ascii="Palatino Linotype" w:hAnsi="Palatino Linotype"/>
+          <w:i w:val="0"/>
+          <w:iCs w:val="0"/>
+          <w:color w:val="141412"/>
+          <w:sz w:val="21"/>
+          <w:szCs w:val="21"/>
+          <w:shd w:val="clear" w:color="auto" w:fill="FFFFFF"/>
+        </w:rPr>
+        <w:t>Murray, J.P.</w:t>
+      </w:r>
+      <w:r>
+        <w:rPr>
+          <w:rStyle w:val="Emphasis"/>
+          <w:rFonts w:ascii="Palatino Linotype" w:hAnsi="Palatino Linotype"/>
+          <w:i w:val="0"/>
+          <w:iCs w:val="0"/>
+          <w:color w:val="141412"/>
+          <w:sz w:val="21"/>
+          <w:szCs w:val="21"/>
+          <w:shd w:val="clear" w:color="auto" w:fill="FFFFFF"/>
+        </w:rPr>
+        <w:t xml:space="preserve"> </w:t>
+      </w:r>
+      <w:r>
+        <w:rPr>
+          <w:rStyle w:val="Emphasis"/>
+          <w:rFonts w:ascii="Palatino Linotype" w:hAnsi="Palatino Linotype"/>
+          <w:i w:val="0"/>
+          <w:iCs w:val="0"/>
+          <w:color w:val="141412"/>
+          <w:sz w:val="21"/>
+          <w:szCs w:val="21"/>
+          <w:shd w:val="clear" w:color="auto" w:fill="FFFFFF"/>
+        </w:rPr>
+        <w:t xml:space="preserve">Townsend, Y. Kluger, M. Gerstein, and L. </w:t>
+      </w:r>
+      <w:proofErr w:type="spellStart"/>
+      <w:r>
+        <w:rPr>
+          <w:rStyle w:val="Emphasis"/>
+          <w:rFonts w:ascii="Palatino Linotype" w:hAnsi="Palatino Linotype"/>
+          <w:i w:val="0"/>
+          <w:iCs w:val="0"/>
+          <w:color w:val="141412"/>
+          <w:sz w:val="21"/>
+          <w:szCs w:val="21"/>
+          <w:shd w:val="clear" w:color="auto" w:fill="FFFFFF"/>
+        </w:rPr>
+        <w:t>Pusztai</w:t>
+      </w:r>
+      <w:proofErr w:type="spellEnd"/>
+      <w:r>
+        <w:rPr>
+          <w:rStyle w:val="Emphasis"/>
+          <w:rFonts w:ascii="Palatino Linotype" w:hAnsi="Palatino Linotype"/>
+          <w:i w:val="0"/>
+          <w:iCs w:val="0"/>
+          <w:color w:val="141412"/>
+          <w:sz w:val="21"/>
+          <w:szCs w:val="21"/>
+          <w:shd w:val="clear" w:color="auto" w:fill="FFFFFF"/>
+        </w:rPr>
+        <w:t xml:space="preserve"> (2022)</w:t>
+      </w:r>
+      <w:r>
+        <w:rPr>
+          <w:rStyle w:val="Emphasis"/>
+          <w:rFonts w:ascii="Palatino Linotype" w:hAnsi="Palatino Linotype"/>
+          <w:i w:val="0"/>
+          <w:iCs w:val="0"/>
+          <w:color w:val="141412"/>
+          <w:sz w:val="21"/>
+          <w:szCs w:val="21"/>
+          <w:shd w:val="clear" w:color="auto" w:fill="FFFFFF"/>
+        </w:rPr>
+        <w:t>. Cancer Relevance of Human</w:t>
+      </w:r>
+      <w:r>
+        <w:rPr>
+          <w:rStyle w:val="Emphasis"/>
+          <w:rFonts w:ascii="Palatino Linotype" w:hAnsi="Palatino Linotype"/>
+          <w:i w:val="0"/>
+          <w:iCs w:val="0"/>
+          <w:color w:val="141412"/>
+          <w:sz w:val="21"/>
+          <w:szCs w:val="21"/>
+          <w:shd w:val="clear" w:color="auto" w:fill="FFFFFF"/>
+        </w:rPr>
+        <w:t xml:space="preserve"> </w:t>
+      </w:r>
+      <w:r>
+        <w:rPr>
+          <w:rStyle w:val="Emphasis"/>
+          <w:rFonts w:ascii="Palatino Linotype" w:hAnsi="Palatino Linotype"/>
+          <w:i w:val="0"/>
+          <w:iCs w:val="0"/>
+          <w:color w:val="141412"/>
+          <w:sz w:val="21"/>
+          <w:szCs w:val="21"/>
+          <w:shd w:val="clear" w:color="auto" w:fill="FFFFFF"/>
+        </w:rPr>
+        <w:t>Genes,</w:t>
+      </w:r>
+      <w:r>
+        <w:rPr>
+          <w:rStyle w:val="Emphasis"/>
+          <w:rFonts w:ascii="Palatino Linotype" w:hAnsi="Palatino Linotype"/>
+          <w:i w:val="0"/>
+          <w:iCs w:val="0"/>
+          <w:color w:val="141412"/>
+          <w:sz w:val="21"/>
+          <w:szCs w:val="21"/>
+          <w:shd w:val="clear" w:color="auto" w:fill="FFFFFF"/>
+        </w:rPr>
+        <w:t xml:space="preserve"> </w:t>
+      </w:r>
+      <w:r>
+        <w:rPr>
+          <w:rStyle w:val="Emphasis"/>
+          <w:rFonts w:ascii="Palatino Linotype" w:hAnsi="Palatino Linotype"/>
+          <w:color w:val="141412"/>
+          <w:sz w:val="21"/>
+          <w:szCs w:val="21"/>
+          <w:shd w:val="clear" w:color="auto" w:fill="FFFFFF"/>
+        </w:rPr>
+        <w:t>J</w:t>
+      </w:r>
+      <w:r>
+        <w:rPr>
+          <w:rStyle w:val="Emphasis"/>
+          <w:rFonts w:ascii="Palatino Linotype" w:hAnsi="Palatino Linotype"/>
+          <w:color w:val="141412"/>
+          <w:sz w:val="21"/>
+          <w:szCs w:val="21"/>
+          <w:shd w:val="clear" w:color="auto" w:fill="FFFFFF"/>
+        </w:rPr>
+        <w:t>ournal of</w:t>
+      </w:r>
+      <w:r>
+        <w:rPr>
+          <w:rStyle w:val="Emphasis"/>
+          <w:rFonts w:ascii="Palatino Linotype" w:hAnsi="Palatino Linotype"/>
+          <w:color w:val="141412"/>
+          <w:sz w:val="21"/>
+          <w:szCs w:val="21"/>
+          <w:shd w:val="clear" w:color="auto" w:fill="FFFFFF"/>
+        </w:rPr>
+        <w:t xml:space="preserve"> </w:t>
+      </w:r>
+      <w:r>
+        <w:rPr>
+          <w:rStyle w:val="Emphasis"/>
+          <w:rFonts w:ascii="Palatino Linotype" w:hAnsi="Palatino Linotype"/>
+          <w:color w:val="141412"/>
+          <w:sz w:val="21"/>
+          <w:szCs w:val="21"/>
+          <w:shd w:val="clear" w:color="auto" w:fill="FFFFFF"/>
+        </w:rPr>
+        <w:t xml:space="preserve">the </w:t>
+      </w:r>
+      <w:r>
+        <w:rPr>
+          <w:rStyle w:val="Emphasis"/>
+          <w:rFonts w:ascii="Palatino Linotype" w:hAnsi="Palatino Linotype"/>
+          <w:color w:val="141412"/>
+          <w:sz w:val="21"/>
+          <w:szCs w:val="21"/>
+          <w:shd w:val="clear" w:color="auto" w:fill="FFFFFF"/>
+        </w:rPr>
+        <w:t>Nat</w:t>
+      </w:r>
+      <w:r>
+        <w:rPr>
+          <w:rStyle w:val="Emphasis"/>
+          <w:rFonts w:ascii="Palatino Linotype" w:hAnsi="Palatino Linotype"/>
+          <w:color w:val="141412"/>
+          <w:sz w:val="21"/>
+          <w:szCs w:val="21"/>
+          <w:shd w:val="clear" w:color="auto" w:fill="FFFFFF"/>
+        </w:rPr>
+        <w:t>ional</w:t>
+      </w:r>
+      <w:r>
+        <w:rPr>
+          <w:rStyle w:val="Emphasis"/>
+          <w:rFonts w:ascii="Palatino Linotype" w:hAnsi="Palatino Linotype"/>
+          <w:color w:val="141412"/>
+          <w:sz w:val="21"/>
+          <w:szCs w:val="21"/>
+          <w:shd w:val="clear" w:color="auto" w:fill="FFFFFF"/>
+        </w:rPr>
+        <w:t xml:space="preserve"> Cancer </w:t>
+      </w:r>
+      <w:proofErr w:type="gramStart"/>
+      <w:r>
+        <w:rPr>
+          <w:rStyle w:val="Emphasis"/>
+          <w:rFonts w:ascii="Palatino Linotype" w:hAnsi="Palatino Linotype"/>
+          <w:color w:val="141412"/>
+          <w:sz w:val="21"/>
+          <w:szCs w:val="21"/>
+          <w:shd w:val="clear" w:color="auto" w:fill="FFFFFF"/>
+        </w:rPr>
+        <w:t>Inst</w:t>
+      </w:r>
+      <w:r>
+        <w:rPr>
+          <w:rStyle w:val="Emphasis"/>
+          <w:rFonts w:ascii="Palatino Linotype" w:hAnsi="Palatino Linotype"/>
+          <w:color w:val="141412"/>
+          <w:sz w:val="21"/>
+          <w:szCs w:val="21"/>
+          <w:shd w:val="clear" w:color="auto" w:fill="FFFFFF"/>
+        </w:rPr>
+        <w:t>itute,</w:t>
+      </w:r>
+      <w:r>
+        <w:rPr>
+          <w:rStyle w:val="Emphasis"/>
+          <w:rFonts w:ascii="Palatino Linotype" w:hAnsi="Palatino Linotype"/>
+          <w:color w:val="141412"/>
+          <w:sz w:val="21"/>
+          <w:szCs w:val="21"/>
+          <w:shd w:val="clear" w:color="auto" w:fill="FFFFFF"/>
+        </w:rPr>
+        <w:t xml:space="preserve">  </w:t>
+      </w:r>
+      <w:r>
+        <w:rPr>
+          <w:rStyle w:val="Emphasis"/>
+          <w:rFonts w:ascii="Palatino Linotype" w:hAnsi="Palatino Linotype"/>
+          <w:i w:val="0"/>
+          <w:iCs w:val="0"/>
+          <w:color w:val="141412"/>
+          <w:sz w:val="21"/>
+          <w:szCs w:val="21"/>
+          <w:shd w:val="clear" w:color="auto" w:fill="FFFFFF"/>
+        </w:rPr>
+        <w:t>114</w:t>
+      </w:r>
+      <w:proofErr w:type="gramEnd"/>
+      <w:r>
+        <w:rPr>
+          <w:rStyle w:val="Emphasis"/>
+          <w:rFonts w:ascii="Palatino Linotype" w:hAnsi="Palatino Linotype"/>
+          <w:i w:val="0"/>
+          <w:iCs w:val="0"/>
+          <w:color w:val="141412"/>
+          <w:sz w:val="21"/>
+          <w:szCs w:val="21"/>
+          <w:shd w:val="clear" w:color="auto" w:fill="FFFFFF"/>
+        </w:rPr>
+        <w:t xml:space="preserve"> </w:t>
+      </w:r>
+      <w:r>
+        <w:rPr>
+          <w:rStyle w:val="Emphasis"/>
+          <w:rFonts w:ascii="Palatino Linotype" w:hAnsi="Palatino Linotype"/>
+          <w:i w:val="0"/>
+          <w:iCs w:val="0"/>
+          <w:color w:val="141412"/>
+          <w:sz w:val="21"/>
+          <w:szCs w:val="21"/>
+          <w:shd w:val="clear" w:color="auto" w:fill="FFFFFF"/>
+        </w:rPr>
+        <w:t>(7</w:t>
+      </w:r>
+      <w:r>
+        <w:rPr>
+          <w:rStyle w:val="Emphasis"/>
+          <w:rFonts w:ascii="Palatino Linotype" w:hAnsi="Palatino Linotype"/>
+          <w:i w:val="0"/>
+          <w:iCs w:val="0"/>
+          <w:color w:val="141412"/>
+          <w:sz w:val="21"/>
+          <w:szCs w:val="21"/>
+          <w:shd w:val="clear" w:color="auto" w:fill="FFFFFF"/>
+        </w:rPr>
+        <w:t>), pp.</w:t>
+      </w:r>
+      <w:r>
+        <w:rPr>
+          <w:rStyle w:val="Emphasis"/>
+          <w:rFonts w:ascii="Palatino Linotype" w:hAnsi="Palatino Linotype"/>
+          <w:color w:val="141412"/>
+          <w:sz w:val="21"/>
+          <w:szCs w:val="21"/>
+          <w:shd w:val="clear" w:color="auto" w:fill="FFFFFF"/>
+        </w:rPr>
+        <w:t xml:space="preserve"> 988–995.</w:t>
       </w:r>
     </w:p>
     <w:p>
@@ -2499,348 +2802,471 @@
         <w:rPr>
           <w:rStyle w:val="Emphasis"/>
           <w:rFonts w:ascii="Palatino Linotype" w:hAnsi="Palatino Linotype"/>
-          <w:i w:val="0"/>
-          <w:iCs w:val="0"/>
-          <w:color w:val="141412"/>
-          <w:sz w:val="21"/>
-          <w:szCs w:val="21"/>
-          <w:shd w:val="clear" w:color="auto" w:fill="FFFFFF"/>
-        </w:rPr>
-      </w:pPr>
-      <w:r>
-        <w:rPr>
-          <w:rStyle w:val="Emphasis"/>
-          <w:rFonts w:ascii="Palatino Linotype" w:hAnsi="Palatino Linotype"/>
-          <w:i w:val="0"/>
-          <w:iCs w:val="0"/>
-          <w:color w:val="141412"/>
-          <w:sz w:val="21"/>
-          <w:szCs w:val="21"/>
-          <w:shd w:val="clear" w:color="auto" w:fill="FFFFFF"/>
-        </w:rPr>
-        <w:t xml:space="preserve">T. Qing*, </w:t>
-      </w:r>
-      <w:r>
-        <w:rPr>
-          <w:rStyle w:val="Emphasis"/>
-          <w:rFonts w:ascii="Palatino Linotype" w:hAnsi="Palatino Linotype"/>
-          <w:b/>
-          <w:bCs/>
-          <w:i w:val="0"/>
-          <w:iCs w:val="0"/>
-          <w:color w:val="141412"/>
-          <w:sz w:val="21"/>
-          <w:szCs w:val="21"/>
-          <w:shd w:val="clear" w:color="auto" w:fill="FFFFFF"/>
-        </w:rPr>
-        <w:t>H. Mohsen</w:t>
-      </w:r>
-      <w:r>
-        <w:rPr>
-          <w:rStyle w:val="Emphasis"/>
-          <w:rFonts w:ascii="Palatino Linotype" w:hAnsi="Palatino Linotype"/>
-          <w:b/>
-          <w:bCs/>
-          <w:i w:val="0"/>
-          <w:iCs w:val="0"/>
-          <w:color w:val="141412"/>
-          <w:sz w:val="21"/>
-          <w:szCs w:val="21"/>
-          <w:shd w:val="clear" w:color="auto" w:fill="FFFFFF"/>
-        </w:rPr>
-        <w:t>*</w:t>
-      </w:r>
-      <w:r>
-        <w:rPr>
-          <w:rStyle w:val="Emphasis"/>
-          <w:rFonts w:ascii="Palatino Linotype" w:hAnsi="Palatino Linotype"/>
-          <w:i w:val="0"/>
-          <w:iCs w:val="0"/>
-          <w:color w:val="141412"/>
-          <w:sz w:val="21"/>
-          <w:szCs w:val="21"/>
-          <w:shd w:val="clear" w:color="auto" w:fill="FFFFFF"/>
-        </w:rPr>
-        <w:t>, V.L. Cannataro, M. Marczyk, M. Rozenblit, J. Foldi, M.F.</w:t>
-      </w:r>
-      <w:r>
-        <w:rPr>
-          <w:rStyle w:val="Emphasis"/>
-          <w:rFonts w:ascii="Palatino Linotype" w:hAnsi="Palatino Linotype"/>
-          <w:i w:val="0"/>
-          <w:iCs w:val="0"/>
-          <w:color w:val="141412"/>
-          <w:sz w:val="21"/>
-          <w:szCs w:val="21"/>
-          <w:shd w:val="clear" w:color="auto" w:fill="FFFFFF"/>
-        </w:rPr>
-        <w:t xml:space="preserve"> </w:t>
-      </w:r>
-      <w:r>
-        <w:rPr>
-          <w:rStyle w:val="Emphasis"/>
-          <w:rFonts w:ascii="Palatino Linotype" w:hAnsi="Palatino Linotype"/>
-          <w:i w:val="0"/>
-          <w:iCs w:val="0"/>
-          <w:color w:val="141412"/>
-          <w:sz w:val="21"/>
-          <w:szCs w:val="21"/>
-          <w:shd w:val="clear" w:color="auto" w:fill="FFFFFF"/>
-        </w:rPr>
-        <w:t>Murray, J.P.</w:t>
-      </w:r>
-      <w:r>
-        <w:rPr>
-          <w:rStyle w:val="Emphasis"/>
-          <w:rFonts w:ascii="Palatino Linotype" w:hAnsi="Palatino Linotype"/>
-          <w:i w:val="0"/>
-          <w:iCs w:val="0"/>
-          <w:color w:val="141412"/>
-          <w:sz w:val="21"/>
-          <w:szCs w:val="21"/>
-          <w:shd w:val="clear" w:color="auto" w:fill="FFFFFF"/>
-        </w:rPr>
-        <w:t xml:space="preserve"> </w:t>
-      </w:r>
-      <w:r>
-        <w:rPr>
-          <w:rStyle w:val="Emphasis"/>
-          <w:rFonts w:ascii="Palatino Linotype" w:hAnsi="Palatino Linotype"/>
-          <w:i w:val="0"/>
-          <w:iCs w:val="0"/>
-          <w:color w:val="141412"/>
-          <w:sz w:val="21"/>
-          <w:szCs w:val="21"/>
-          <w:shd w:val="clear" w:color="auto" w:fill="FFFFFF"/>
-        </w:rPr>
-        <w:t>Townsend, Y. Kluger, M. Gerstein, and L. Pusztai</w:t>
-      </w:r>
-      <w:r>
-        <w:rPr>
-          <w:rStyle w:val="Emphasis"/>
-          <w:rFonts w:ascii="Palatino Linotype" w:hAnsi="Palatino Linotype"/>
-          <w:i w:val="0"/>
-          <w:iCs w:val="0"/>
-          <w:color w:val="141412"/>
-          <w:sz w:val="21"/>
-          <w:szCs w:val="21"/>
-          <w:shd w:val="clear" w:color="auto" w:fill="FFFFFF"/>
-        </w:rPr>
-        <w:t xml:space="preserve"> (2022)</w:t>
-      </w:r>
-      <w:r>
-        <w:rPr>
-          <w:rStyle w:val="Emphasis"/>
-          <w:rFonts w:ascii="Palatino Linotype" w:hAnsi="Palatino Linotype"/>
-          <w:i w:val="0"/>
-          <w:iCs w:val="0"/>
-          <w:color w:val="141412"/>
-          <w:sz w:val="21"/>
-          <w:szCs w:val="21"/>
-          <w:shd w:val="clear" w:color="auto" w:fill="FFFFFF"/>
-        </w:rPr>
-        <w:t>. Cancer Relevance of Human</w:t>
-      </w:r>
-      <w:r>
-        <w:rPr>
-          <w:rStyle w:val="Emphasis"/>
-          <w:rFonts w:ascii="Palatino Linotype" w:hAnsi="Palatino Linotype"/>
-          <w:i w:val="0"/>
-          <w:iCs w:val="0"/>
-          <w:color w:val="141412"/>
-          <w:sz w:val="21"/>
-          <w:szCs w:val="21"/>
-          <w:shd w:val="clear" w:color="auto" w:fill="FFFFFF"/>
-        </w:rPr>
-        <w:t xml:space="preserve"> </w:t>
-      </w:r>
-      <w:r>
-        <w:rPr>
-          <w:rStyle w:val="Emphasis"/>
-          <w:rFonts w:ascii="Palatino Linotype" w:hAnsi="Palatino Linotype"/>
-          <w:i w:val="0"/>
-          <w:iCs w:val="0"/>
-          <w:color w:val="141412"/>
-          <w:sz w:val="21"/>
-          <w:szCs w:val="21"/>
-          <w:shd w:val="clear" w:color="auto" w:fill="FFFFFF"/>
-        </w:rPr>
-        <w:t>Genes,</w:t>
-      </w:r>
-      <w:r>
-        <w:rPr>
-          <w:rStyle w:val="Emphasis"/>
-          <w:rFonts w:ascii="Palatino Linotype" w:hAnsi="Palatino Linotype"/>
-          <w:i w:val="0"/>
-          <w:iCs w:val="0"/>
-          <w:color w:val="141412"/>
-          <w:sz w:val="21"/>
-          <w:szCs w:val="21"/>
-          <w:shd w:val="clear" w:color="auto" w:fill="FFFFFF"/>
-        </w:rPr>
-        <w:t xml:space="preserve"> </w:t>
-      </w:r>
-      <w:r>
-        <w:rPr>
-          <w:rStyle w:val="Emphasis"/>
-          <w:rFonts w:ascii="Palatino Linotype" w:hAnsi="Palatino Linotype"/>
-          <w:color w:val="141412"/>
-          <w:sz w:val="21"/>
-          <w:szCs w:val="21"/>
-          <w:shd w:val="clear" w:color="auto" w:fill="FFFFFF"/>
-        </w:rPr>
-        <w:t>J</w:t>
-      </w:r>
-      <w:r>
-        <w:rPr>
-          <w:rStyle w:val="Emphasis"/>
-          <w:rFonts w:ascii="Palatino Linotype" w:hAnsi="Palatino Linotype"/>
-          <w:color w:val="141412"/>
-          <w:sz w:val="21"/>
-          <w:szCs w:val="21"/>
-          <w:shd w:val="clear" w:color="auto" w:fill="FFFFFF"/>
-        </w:rPr>
-        <w:t>ournal of</w:t>
-      </w:r>
-      <w:r>
-        <w:rPr>
-          <w:rStyle w:val="Emphasis"/>
-          <w:rFonts w:ascii="Palatino Linotype" w:hAnsi="Palatino Linotype"/>
-          <w:color w:val="141412"/>
-          <w:sz w:val="21"/>
-          <w:szCs w:val="21"/>
-          <w:shd w:val="clear" w:color="auto" w:fill="FFFFFF"/>
-        </w:rPr>
-        <w:t xml:space="preserve"> </w:t>
-      </w:r>
-      <w:r>
-        <w:rPr>
-          <w:rStyle w:val="Emphasis"/>
-          <w:rFonts w:ascii="Palatino Linotype" w:hAnsi="Palatino Linotype"/>
-          <w:color w:val="141412"/>
-          <w:sz w:val="21"/>
-          <w:szCs w:val="21"/>
-          <w:shd w:val="clear" w:color="auto" w:fill="FFFFFF"/>
-        </w:rPr>
-        <w:t xml:space="preserve">the </w:t>
-      </w:r>
-      <w:r>
-        <w:rPr>
-          <w:rStyle w:val="Emphasis"/>
-          <w:rFonts w:ascii="Palatino Linotype" w:hAnsi="Palatino Linotype"/>
-          <w:color w:val="141412"/>
-          <w:sz w:val="21"/>
-          <w:szCs w:val="21"/>
-          <w:shd w:val="clear" w:color="auto" w:fill="FFFFFF"/>
-        </w:rPr>
-        <w:t>Nat</w:t>
-      </w:r>
-      <w:r>
-        <w:rPr>
-          <w:rStyle w:val="Emphasis"/>
-          <w:rFonts w:ascii="Palatino Linotype" w:hAnsi="Palatino Linotype"/>
-          <w:color w:val="141412"/>
-          <w:sz w:val="21"/>
-          <w:szCs w:val="21"/>
-          <w:shd w:val="clear" w:color="auto" w:fill="FFFFFF"/>
-        </w:rPr>
-        <w:t>ional</w:t>
-      </w:r>
-      <w:r>
-        <w:rPr>
-          <w:rStyle w:val="Emphasis"/>
-          <w:rFonts w:ascii="Palatino Linotype" w:hAnsi="Palatino Linotype"/>
-          <w:color w:val="141412"/>
-          <w:sz w:val="21"/>
-          <w:szCs w:val="21"/>
-          <w:shd w:val="clear" w:color="auto" w:fill="FFFFFF"/>
-        </w:rPr>
-        <w:t xml:space="preserve"> Cancer Inst</w:t>
-      </w:r>
-      <w:r>
-        <w:rPr>
-          <w:rStyle w:val="Emphasis"/>
-          <w:rFonts w:ascii="Palatino Linotype" w:hAnsi="Palatino Linotype"/>
-          <w:color w:val="141412"/>
-          <w:sz w:val="21"/>
-          <w:szCs w:val="21"/>
-          <w:shd w:val="clear" w:color="auto" w:fill="FFFFFF"/>
-        </w:rPr>
-        <w:t>itute,</w:t>
-      </w:r>
-      <w:r>
-        <w:rPr>
-          <w:rStyle w:val="Emphasis"/>
-          <w:rFonts w:ascii="Palatino Linotype" w:hAnsi="Palatino Linotype"/>
-          <w:color w:val="141412"/>
-          <w:sz w:val="21"/>
-          <w:szCs w:val="21"/>
-          <w:shd w:val="clear" w:color="auto" w:fill="FFFFFF"/>
-        </w:rPr>
-        <w:t xml:space="preserve">  </w:t>
-      </w:r>
-      <w:r>
-        <w:rPr>
-          <w:rStyle w:val="Emphasis"/>
-          <w:rFonts w:ascii="Palatino Linotype" w:hAnsi="Palatino Linotype"/>
-          <w:i w:val="0"/>
-          <w:iCs w:val="0"/>
-          <w:color w:val="141412"/>
-          <w:sz w:val="21"/>
-          <w:szCs w:val="21"/>
-          <w:shd w:val="clear" w:color="auto" w:fill="FFFFFF"/>
-        </w:rPr>
-        <w:t>114</w:t>
-      </w:r>
-      <w:r>
-        <w:rPr>
-          <w:rStyle w:val="Emphasis"/>
-          <w:rFonts w:ascii="Palatino Linotype" w:hAnsi="Palatino Linotype"/>
-          <w:i w:val="0"/>
-          <w:iCs w:val="0"/>
-          <w:color w:val="141412"/>
-          <w:sz w:val="21"/>
-          <w:szCs w:val="21"/>
-          <w:shd w:val="clear" w:color="auto" w:fill="FFFFFF"/>
-        </w:rPr>
-        <w:t xml:space="preserve"> </w:t>
-      </w:r>
-      <w:r>
-        <w:rPr>
-          <w:rStyle w:val="Emphasis"/>
-          <w:rFonts w:ascii="Palatino Linotype" w:hAnsi="Palatino Linotype"/>
-          <w:i w:val="0"/>
-          <w:iCs w:val="0"/>
-          <w:color w:val="141412"/>
-          <w:sz w:val="21"/>
-          <w:szCs w:val="21"/>
-          <w:shd w:val="clear" w:color="auto" w:fill="FFFFFF"/>
-        </w:rPr>
-        <w:t>(7</w:t>
-      </w:r>
-      <w:r>
-        <w:rPr>
-          <w:rStyle w:val="Emphasis"/>
-          <w:rFonts w:ascii="Palatino Linotype" w:hAnsi="Palatino Linotype"/>
-          <w:i w:val="0"/>
-          <w:iCs w:val="0"/>
-          <w:color w:val="141412"/>
-          <w:sz w:val="21"/>
-          <w:szCs w:val="21"/>
-          <w:shd w:val="clear" w:color="auto" w:fill="FFFFFF"/>
-        </w:rPr>
-        <w:t>), pp.</w:t>
-      </w:r>
-      <w:r>
-        <w:rPr>
-          <w:rStyle w:val="Emphasis"/>
-          <w:rFonts w:ascii="Palatino Linotype" w:hAnsi="Palatino Linotype"/>
-          <w:color w:val="141412"/>
-          <w:sz w:val="21"/>
-          <w:szCs w:val="21"/>
-          <w:shd w:val="clear" w:color="auto" w:fill="FFFFFF"/>
-        </w:rPr>
-        <w:t xml:space="preserve"> 988–995.</w:t>
+          <w:b/>
+          <w:bCs/>
+          <w:i w:val="0"/>
+          <w:iCs w:val="0"/>
+          <w:color w:val="141412"/>
+          <w:sz w:val="21"/>
+          <w:szCs w:val="21"/>
+          <w:shd w:val="clear" w:color="auto" w:fill="FFFFFF"/>
+        </w:rPr>
+      </w:pPr>
+      <w:r>
+        <w:rPr>
+          <w:rStyle w:val="Emphasis"/>
+          <w:rFonts w:ascii="Palatino Linotype" w:hAnsi="Palatino Linotype"/>
+          <w:b/>
+          <w:bCs/>
+          <w:i w:val="0"/>
+          <w:iCs w:val="0"/>
+          <w:color w:val="141412"/>
+          <w:sz w:val="21"/>
+          <w:szCs w:val="21"/>
+          <w:shd w:val="clear" w:color="auto" w:fill="FFFFFF"/>
+        </w:rPr>
+        <w:t>H</w:t>
+      </w:r>
+      <w:r>
+        <w:rPr>
+          <w:rStyle w:val="Emphasis"/>
+          <w:rFonts w:ascii="Palatino Linotype" w:hAnsi="Palatino Linotype"/>
+          <w:b/>
+          <w:bCs/>
+          <w:i w:val="0"/>
+          <w:iCs w:val="0"/>
+          <w:color w:val="141412"/>
+          <w:sz w:val="21"/>
+          <w:szCs w:val="21"/>
+          <w:shd w:val="clear" w:color="auto" w:fill="FFFFFF"/>
+        </w:rPr>
+        <w:t>.</w:t>
+      </w:r>
+      <w:r>
+        <w:rPr>
+          <w:rStyle w:val="Emphasis"/>
+          <w:rFonts w:ascii="Palatino Linotype" w:hAnsi="Palatino Linotype"/>
+          <w:b/>
+          <w:bCs/>
+          <w:i w:val="0"/>
+          <w:iCs w:val="0"/>
+          <w:color w:val="141412"/>
+          <w:sz w:val="21"/>
+          <w:szCs w:val="21"/>
+          <w:shd w:val="clear" w:color="auto" w:fill="FFFFFF"/>
+        </w:rPr>
+        <w:t xml:space="preserve"> Mohsen</w:t>
+      </w:r>
+      <w:r>
+        <w:rPr>
+          <w:rStyle w:val="Emphasis"/>
+          <w:rFonts w:ascii="Palatino Linotype" w:hAnsi="Palatino Linotype"/>
+          <w:i w:val="0"/>
+          <w:iCs w:val="0"/>
+          <w:color w:val="141412"/>
+          <w:sz w:val="21"/>
+          <w:szCs w:val="21"/>
+          <w:shd w:val="clear" w:color="auto" w:fill="FFFFFF"/>
+        </w:rPr>
+        <w:t xml:space="preserve">, V. </w:t>
+      </w:r>
+      <w:proofErr w:type="spellStart"/>
+      <w:r>
+        <w:rPr>
+          <w:rStyle w:val="Emphasis"/>
+          <w:rFonts w:ascii="Palatino Linotype" w:hAnsi="Palatino Linotype"/>
+          <w:i w:val="0"/>
+          <w:iCs w:val="0"/>
+          <w:color w:val="141412"/>
+          <w:sz w:val="21"/>
+          <w:szCs w:val="21"/>
+          <w:shd w:val="clear" w:color="auto" w:fill="FFFFFF"/>
+        </w:rPr>
+        <w:t>Gunasekharan</w:t>
+      </w:r>
+      <w:proofErr w:type="spellEnd"/>
+      <w:r>
+        <w:rPr>
+          <w:rStyle w:val="Emphasis"/>
+          <w:rFonts w:ascii="Palatino Linotype" w:hAnsi="Palatino Linotype"/>
+          <w:i w:val="0"/>
+          <w:iCs w:val="0"/>
+          <w:color w:val="141412"/>
+          <w:sz w:val="21"/>
+          <w:szCs w:val="21"/>
+          <w:shd w:val="clear" w:color="auto" w:fill="FFFFFF"/>
+        </w:rPr>
+        <w:t>, T. Qing,</w:t>
+      </w:r>
+      <w:r>
+        <w:rPr>
+          <w:rStyle w:val="Emphasis"/>
+          <w:rFonts w:ascii="Palatino Linotype" w:hAnsi="Palatino Linotype"/>
+          <w:i w:val="0"/>
+          <w:iCs w:val="0"/>
+          <w:color w:val="141412"/>
+          <w:sz w:val="21"/>
+          <w:szCs w:val="21"/>
+          <w:shd w:val="clear" w:color="auto" w:fill="FFFFFF"/>
+        </w:rPr>
+        <w:t xml:space="preserve"> M. Seay, Y. </w:t>
+      </w:r>
+      <w:proofErr w:type="spellStart"/>
+      <w:r>
+        <w:rPr>
+          <w:rStyle w:val="Emphasis"/>
+          <w:rFonts w:ascii="Palatino Linotype" w:hAnsi="Palatino Linotype"/>
+          <w:i w:val="0"/>
+          <w:iCs w:val="0"/>
+          <w:color w:val="141412"/>
+          <w:sz w:val="21"/>
+          <w:szCs w:val="21"/>
+          <w:shd w:val="clear" w:color="auto" w:fill="FFFFFF"/>
+        </w:rPr>
+        <w:t>Surovtseva</w:t>
+      </w:r>
+      <w:proofErr w:type="spellEnd"/>
+      <w:r>
+        <w:rPr>
+          <w:rStyle w:val="Emphasis"/>
+          <w:rFonts w:ascii="Palatino Linotype" w:hAnsi="Palatino Linotype"/>
+          <w:i w:val="0"/>
+          <w:iCs w:val="0"/>
+          <w:color w:val="141412"/>
+          <w:sz w:val="21"/>
+          <w:szCs w:val="21"/>
+          <w:shd w:val="clear" w:color="auto" w:fill="FFFFFF"/>
+        </w:rPr>
+        <w:t xml:space="preserve">, </w:t>
+      </w:r>
+      <w:r>
+        <w:rPr>
+          <w:rStyle w:val="Emphasis"/>
+          <w:rFonts w:ascii="Palatino Linotype" w:hAnsi="Palatino Linotype"/>
+          <w:i w:val="0"/>
+          <w:iCs w:val="0"/>
+          <w:color w:val="141412"/>
+          <w:sz w:val="21"/>
+          <w:szCs w:val="21"/>
+          <w:shd w:val="clear" w:color="auto" w:fill="FFFFFF"/>
+        </w:rPr>
+        <w:t xml:space="preserve">S. </w:t>
+      </w:r>
+      <w:proofErr w:type="spellStart"/>
+      <w:r>
+        <w:rPr>
+          <w:rStyle w:val="Emphasis"/>
+          <w:rFonts w:ascii="Palatino Linotype" w:hAnsi="Palatino Linotype"/>
+          <w:i w:val="0"/>
+          <w:iCs w:val="0"/>
+          <w:color w:val="141412"/>
+          <w:sz w:val="21"/>
+          <w:szCs w:val="21"/>
+          <w:shd w:val="clear" w:color="auto" w:fill="FFFFFF"/>
+        </w:rPr>
+        <w:t>Negahban</w:t>
+      </w:r>
+      <w:proofErr w:type="spellEnd"/>
+      <w:r>
+        <w:rPr>
+          <w:rStyle w:val="Emphasis"/>
+          <w:rFonts w:ascii="Palatino Linotype" w:hAnsi="Palatino Linotype"/>
+          <w:i w:val="0"/>
+          <w:iCs w:val="0"/>
+          <w:color w:val="141412"/>
+          <w:sz w:val="21"/>
+          <w:szCs w:val="21"/>
+          <w:shd w:val="clear" w:color="auto" w:fill="FFFFFF"/>
+        </w:rPr>
+        <w:t xml:space="preserve">, Z. </w:t>
+      </w:r>
+      <w:proofErr w:type="spellStart"/>
+      <w:r>
+        <w:rPr>
+          <w:rStyle w:val="Emphasis"/>
+          <w:rFonts w:ascii="Palatino Linotype" w:hAnsi="Palatino Linotype"/>
+          <w:i w:val="0"/>
+          <w:iCs w:val="0"/>
+          <w:color w:val="141412"/>
+          <w:sz w:val="21"/>
+          <w:szCs w:val="21"/>
+          <w:shd w:val="clear" w:color="auto" w:fill="FFFFFF"/>
+        </w:rPr>
+        <w:t>Szallasi</w:t>
+      </w:r>
+      <w:proofErr w:type="spellEnd"/>
+      <w:r>
+        <w:rPr>
+          <w:rStyle w:val="Emphasis"/>
+          <w:rFonts w:ascii="Palatino Linotype" w:hAnsi="Palatino Linotype"/>
+          <w:i w:val="0"/>
+          <w:iCs w:val="0"/>
+          <w:color w:val="141412"/>
+          <w:sz w:val="21"/>
+          <w:szCs w:val="21"/>
+          <w:shd w:val="clear" w:color="auto" w:fill="FFFFFF"/>
+        </w:rPr>
+        <w:t xml:space="preserve">, L. </w:t>
+      </w:r>
+      <w:proofErr w:type="spellStart"/>
+      <w:r>
+        <w:rPr>
+          <w:rStyle w:val="Emphasis"/>
+          <w:rFonts w:ascii="Palatino Linotype" w:hAnsi="Palatino Linotype"/>
+          <w:i w:val="0"/>
+          <w:iCs w:val="0"/>
+          <w:color w:val="141412"/>
+          <w:sz w:val="21"/>
+          <w:szCs w:val="21"/>
+          <w:shd w:val="clear" w:color="auto" w:fill="FFFFFF"/>
+        </w:rPr>
+        <w:t>Pusztai</w:t>
+      </w:r>
+      <w:proofErr w:type="spellEnd"/>
+      <w:r>
+        <w:rPr>
+          <w:rStyle w:val="Emphasis"/>
+          <w:rFonts w:ascii="Palatino Linotype" w:hAnsi="Palatino Linotype"/>
+          <w:i w:val="0"/>
+          <w:iCs w:val="0"/>
+          <w:color w:val="141412"/>
+          <w:sz w:val="21"/>
+          <w:szCs w:val="21"/>
+          <w:shd w:val="clear" w:color="auto" w:fill="FFFFFF"/>
+        </w:rPr>
+        <w:t xml:space="preserve">, and M. Gerstein (2021). </w:t>
+      </w:r>
+      <w:r>
+        <w:rPr>
+          <w:rStyle w:val="Emphasis"/>
+          <w:rFonts w:ascii="Palatino Linotype" w:hAnsi="Palatino Linotype"/>
+          <w:i w:val="0"/>
+          <w:iCs w:val="0"/>
+          <w:color w:val="141412"/>
+          <w:sz w:val="21"/>
+          <w:szCs w:val="21"/>
+          <w:shd w:val="clear" w:color="auto" w:fill="FFFFFF"/>
+        </w:rPr>
+        <w:t xml:space="preserve">Network </w:t>
+      </w:r>
+      <w:r>
+        <w:rPr>
+          <w:rStyle w:val="Emphasis"/>
+          <w:rFonts w:ascii="Palatino Linotype" w:hAnsi="Palatino Linotype"/>
+          <w:i w:val="0"/>
+          <w:iCs w:val="0"/>
+          <w:color w:val="141412"/>
+          <w:sz w:val="21"/>
+          <w:szCs w:val="21"/>
+          <w:shd w:val="clear" w:color="auto" w:fill="FFFFFF"/>
+        </w:rPr>
+        <w:t>p</w:t>
+      </w:r>
+      <w:r>
+        <w:rPr>
+          <w:rStyle w:val="Emphasis"/>
+          <w:rFonts w:ascii="Palatino Linotype" w:hAnsi="Palatino Linotype"/>
+          <w:i w:val="0"/>
+          <w:iCs w:val="0"/>
+          <w:color w:val="141412"/>
+          <w:sz w:val="21"/>
+          <w:szCs w:val="21"/>
+          <w:shd w:val="clear" w:color="auto" w:fill="FFFFFF"/>
+        </w:rPr>
+        <w:t xml:space="preserve">ropagation-based </w:t>
+      </w:r>
+      <w:r>
+        <w:rPr>
+          <w:rStyle w:val="Emphasis"/>
+          <w:rFonts w:ascii="Palatino Linotype" w:hAnsi="Palatino Linotype"/>
+          <w:i w:val="0"/>
+          <w:iCs w:val="0"/>
+          <w:color w:val="141412"/>
+          <w:sz w:val="21"/>
+          <w:szCs w:val="21"/>
+          <w:shd w:val="clear" w:color="auto" w:fill="FFFFFF"/>
+        </w:rPr>
+        <w:t>p</w:t>
+      </w:r>
+      <w:r>
+        <w:rPr>
+          <w:rStyle w:val="Emphasis"/>
+          <w:rFonts w:ascii="Palatino Linotype" w:hAnsi="Palatino Linotype"/>
+          <w:i w:val="0"/>
+          <w:iCs w:val="0"/>
+          <w:color w:val="141412"/>
+          <w:sz w:val="21"/>
+          <w:szCs w:val="21"/>
+          <w:shd w:val="clear" w:color="auto" w:fill="FFFFFF"/>
+        </w:rPr>
+        <w:t xml:space="preserve">rioritization of </w:t>
+      </w:r>
+      <w:r>
+        <w:rPr>
+          <w:rStyle w:val="Emphasis"/>
+          <w:rFonts w:ascii="Palatino Linotype" w:hAnsi="Palatino Linotype"/>
+          <w:i w:val="0"/>
+          <w:iCs w:val="0"/>
+          <w:color w:val="141412"/>
+          <w:sz w:val="21"/>
+          <w:szCs w:val="21"/>
+          <w:shd w:val="clear" w:color="auto" w:fill="FFFFFF"/>
+        </w:rPr>
+        <w:t>l</w:t>
+      </w:r>
+      <w:r>
+        <w:rPr>
+          <w:rStyle w:val="Emphasis"/>
+          <w:rFonts w:ascii="Palatino Linotype" w:hAnsi="Palatino Linotype"/>
+          <w:i w:val="0"/>
+          <w:iCs w:val="0"/>
+          <w:color w:val="141412"/>
+          <w:sz w:val="21"/>
+          <w:szCs w:val="21"/>
+          <w:shd w:val="clear" w:color="auto" w:fill="FFFFFF"/>
+        </w:rPr>
+        <w:t xml:space="preserve">ong </w:t>
+      </w:r>
+      <w:r>
+        <w:rPr>
+          <w:rStyle w:val="Emphasis"/>
+          <w:rFonts w:ascii="Palatino Linotype" w:hAnsi="Palatino Linotype"/>
+          <w:i w:val="0"/>
+          <w:iCs w:val="0"/>
+          <w:color w:val="141412"/>
+          <w:sz w:val="21"/>
+          <w:szCs w:val="21"/>
+          <w:shd w:val="clear" w:color="auto" w:fill="FFFFFF"/>
+        </w:rPr>
+        <w:t>t</w:t>
+      </w:r>
+      <w:r>
+        <w:rPr>
+          <w:rStyle w:val="Emphasis"/>
+          <w:rFonts w:ascii="Palatino Linotype" w:hAnsi="Palatino Linotype"/>
+          <w:i w:val="0"/>
+          <w:iCs w:val="0"/>
+          <w:color w:val="141412"/>
+          <w:sz w:val="21"/>
+          <w:szCs w:val="21"/>
+          <w:shd w:val="clear" w:color="auto" w:fill="FFFFFF"/>
+        </w:rPr>
+        <w:t xml:space="preserve">ail </w:t>
+      </w:r>
+      <w:r>
+        <w:rPr>
+          <w:rStyle w:val="Emphasis"/>
+          <w:rFonts w:ascii="Palatino Linotype" w:hAnsi="Palatino Linotype"/>
+          <w:i w:val="0"/>
+          <w:iCs w:val="0"/>
+          <w:color w:val="141412"/>
+          <w:sz w:val="21"/>
+          <w:szCs w:val="21"/>
+          <w:shd w:val="clear" w:color="auto" w:fill="FFFFFF"/>
+        </w:rPr>
+        <w:t>g</w:t>
+      </w:r>
+      <w:r>
+        <w:rPr>
+          <w:rStyle w:val="Emphasis"/>
+          <w:rFonts w:ascii="Palatino Linotype" w:hAnsi="Palatino Linotype"/>
+          <w:i w:val="0"/>
+          <w:iCs w:val="0"/>
+          <w:color w:val="141412"/>
+          <w:sz w:val="21"/>
+          <w:szCs w:val="21"/>
+          <w:shd w:val="clear" w:color="auto" w:fill="FFFFFF"/>
+        </w:rPr>
+        <w:t xml:space="preserve">enes in 17 </w:t>
+      </w:r>
+      <w:r>
+        <w:rPr>
+          <w:rStyle w:val="Emphasis"/>
+          <w:rFonts w:ascii="Palatino Linotype" w:hAnsi="Palatino Linotype"/>
+          <w:i w:val="0"/>
+          <w:iCs w:val="0"/>
+          <w:color w:val="141412"/>
+          <w:sz w:val="21"/>
+          <w:szCs w:val="21"/>
+          <w:shd w:val="clear" w:color="auto" w:fill="FFFFFF"/>
+        </w:rPr>
+        <w:t>c</w:t>
+      </w:r>
+      <w:r>
+        <w:rPr>
+          <w:rStyle w:val="Emphasis"/>
+          <w:rFonts w:ascii="Palatino Linotype" w:hAnsi="Palatino Linotype"/>
+          <w:i w:val="0"/>
+          <w:iCs w:val="0"/>
+          <w:color w:val="141412"/>
+          <w:sz w:val="21"/>
+          <w:szCs w:val="21"/>
+          <w:shd w:val="clear" w:color="auto" w:fill="FFFFFF"/>
+        </w:rPr>
+        <w:t xml:space="preserve">ancer </w:t>
+      </w:r>
+      <w:r>
+        <w:rPr>
+          <w:rStyle w:val="Emphasis"/>
+          <w:rFonts w:ascii="Palatino Linotype" w:hAnsi="Palatino Linotype"/>
+          <w:i w:val="0"/>
+          <w:iCs w:val="0"/>
+          <w:color w:val="141412"/>
+          <w:sz w:val="21"/>
+          <w:szCs w:val="21"/>
+          <w:shd w:val="clear" w:color="auto" w:fill="FFFFFF"/>
+        </w:rPr>
+        <w:t>t</w:t>
+      </w:r>
+      <w:r>
+        <w:rPr>
+          <w:rStyle w:val="Emphasis"/>
+          <w:rFonts w:ascii="Palatino Linotype" w:hAnsi="Palatino Linotype"/>
+          <w:i w:val="0"/>
+          <w:iCs w:val="0"/>
+          <w:color w:val="141412"/>
+          <w:sz w:val="21"/>
+          <w:szCs w:val="21"/>
+          <w:shd w:val="clear" w:color="auto" w:fill="FFFFFF"/>
+        </w:rPr>
+        <w:t>ypes</w:t>
+      </w:r>
+      <w:r>
+        <w:rPr>
+          <w:rStyle w:val="Emphasis"/>
+          <w:rFonts w:ascii="Palatino Linotype" w:hAnsi="Palatino Linotype"/>
+          <w:i w:val="0"/>
+          <w:iCs w:val="0"/>
+          <w:color w:val="141412"/>
+          <w:sz w:val="21"/>
+          <w:szCs w:val="21"/>
+          <w:shd w:val="clear" w:color="auto" w:fill="FFFFFF"/>
+        </w:rPr>
+        <w:t xml:space="preserve">, </w:t>
+      </w:r>
+      <w:r>
+        <w:rPr>
+          <w:rStyle w:val="Emphasis"/>
+          <w:rFonts w:ascii="Palatino Linotype" w:hAnsi="Palatino Linotype"/>
+          <w:color w:val="141412"/>
+          <w:sz w:val="21"/>
+          <w:szCs w:val="21"/>
+          <w:shd w:val="clear" w:color="auto" w:fill="FFFFFF"/>
+        </w:rPr>
+        <w:t xml:space="preserve">Genome Biology, </w:t>
+      </w:r>
+      <w:r>
+        <w:rPr>
+          <w:rStyle w:val="Emphasis"/>
+          <w:rFonts w:ascii="Palatino Linotype" w:hAnsi="Palatino Linotype"/>
+          <w:i w:val="0"/>
+          <w:iCs w:val="0"/>
+          <w:color w:val="141412"/>
+          <w:sz w:val="21"/>
+          <w:szCs w:val="21"/>
+          <w:shd w:val="clear" w:color="auto" w:fill="FFFFFF"/>
+        </w:rPr>
+        <w:t>22, 287.</w:t>
       </w:r>
     </w:p>
     <w:p>
@@ -2874,357 +3300,134 @@
         <w:rPr>
           <w:rStyle w:val="Emphasis"/>
           <w:rFonts w:ascii="Palatino Linotype" w:hAnsi="Palatino Linotype"/>
-          <w:b/>
-          <w:bCs/>
-          <w:i w:val="0"/>
-          <w:iCs w:val="0"/>
-          <w:color w:val="141412"/>
-          <w:sz w:val="21"/>
-          <w:szCs w:val="21"/>
-          <w:shd w:val="clear" w:color="auto" w:fill="FFFFFF"/>
-        </w:rPr>
-      </w:pPr>
-      <w:r>
-        <w:rPr>
-          <w:rStyle w:val="Emphasis"/>
-          <w:rFonts w:ascii="Palatino Linotype" w:hAnsi="Palatino Linotype"/>
-          <w:b/>
-          <w:bCs/>
-          <w:i w:val="0"/>
-          <w:iCs w:val="0"/>
-          <w:color w:val="141412"/>
-          <w:sz w:val="21"/>
-          <w:szCs w:val="21"/>
-          <w:shd w:val="clear" w:color="auto" w:fill="FFFFFF"/>
-        </w:rPr>
-        <w:t>H</w:t>
-      </w:r>
-      <w:r>
-        <w:rPr>
-          <w:rStyle w:val="Emphasis"/>
-          <w:rFonts w:ascii="Palatino Linotype" w:hAnsi="Palatino Linotype"/>
-          <w:b/>
-          <w:bCs/>
-          <w:i w:val="0"/>
-          <w:iCs w:val="0"/>
-          <w:color w:val="141412"/>
-          <w:sz w:val="21"/>
-          <w:szCs w:val="21"/>
-          <w:shd w:val="clear" w:color="auto" w:fill="FFFFFF"/>
-        </w:rPr>
-        <w:t>.</w:t>
-      </w:r>
-      <w:r>
-        <w:rPr>
-          <w:rStyle w:val="Emphasis"/>
-          <w:rFonts w:ascii="Palatino Linotype" w:hAnsi="Palatino Linotype"/>
-          <w:b/>
-          <w:bCs/>
-          <w:i w:val="0"/>
-          <w:iCs w:val="0"/>
-          <w:color w:val="141412"/>
-          <w:sz w:val="21"/>
-          <w:szCs w:val="21"/>
-          <w:shd w:val="clear" w:color="auto" w:fill="FFFFFF"/>
-        </w:rPr>
-        <w:t xml:space="preserve"> Mohsen</w:t>
-      </w:r>
-      <w:r>
-        <w:rPr>
-          <w:rStyle w:val="Emphasis"/>
-          <w:rFonts w:ascii="Palatino Linotype" w:hAnsi="Palatino Linotype"/>
-          <w:i w:val="0"/>
-          <w:iCs w:val="0"/>
-          <w:color w:val="141412"/>
-          <w:sz w:val="21"/>
-          <w:szCs w:val="21"/>
-          <w:shd w:val="clear" w:color="auto" w:fill="FFFFFF"/>
-        </w:rPr>
-        <w:t>, V. Gunasekharan, T. Qing,</w:t>
-      </w:r>
-      <w:r>
-        <w:rPr>
-          <w:rStyle w:val="Emphasis"/>
-          <w:rFonts w:ascii="Palatino Linotype" w:hAnsi="Palatino Linotype"/>
-          <w:i w:val="0"/>
-          <w:iCs w:val="0"/>
-          <w:color w:val="141412"/>
-          <w:sz w:val="21"/>
-          <w:szCs w:val="21"/>
-          <w:shd w:val="clear" w:color="auto" w:fill="FFFFFF"/>
-        </w:rPr>
-        <w:t xml:space="preserve"> M. Seay, Y. </w:t>
-      </w:r>
-      <w:r>
-        <w:rPr>
-          <w:rStyle w:val="Emphasis"/>
-          <w:rFonts w:ascii="Palatino Linotype" w:hAnsi="Palatino Linotype"/>
-          <w:i w:val="0"/>
-          <w:iCs w:val="0"/>
-          <w:color w:val="141412"/>
-          <w:sz w:val="21"/>
-          <w:szCs w:val="21"/>
-          <w:shd w:val="clear" w:color="auto" w:fill="FFFFFF"/>
-        </w:rPr>
-        <w:t>Surovtseva</w:t>
-      </w:r>
-      <w:r>
-        <w:rPr>
-          <w:rStyle w:val="Emphasis"/>
-          <w:rFonts w:ascii="Palatino Linotype" w:hAnsi="Palatino Linotype"/>
-          <w:i w:val="0"/>
-          <w:iCs w:val="0"/>
-          <w:color w:val="141412"/>
-          <w:sz w:val="21"/>
-          <w:szCs w:val="21"/>
-          <w:shd w:val="clear" w:color="auto" w:fill="FFFFFF"/>
-        </w:rPr>
-        <w:t xml:space="preserve">, </w:t>
-      </w:r>
-      <w:r>
-        <w:rPr>
-          <w:rStyle w:val="Emphasis"/>
-          <w:rFonts w:ascii="Palatino Linotype" w:hAnsi="Palatino Linotype"/>
-          <w:i w:val="0"/>
-          <w:iCs w:val="0"/>
-          <w:color w:val="141412"/>
-          <w:sz w:val="21"/>
-          <w:szCs w:val="21"/>
-          <w:shd w:val="clear" w:color="auto" w:fill="FFFFFF"/>
-        </w:rPr>
-        <w:t xml:space="preserve">S. Negahban, Z. Szallasi, L. Pusztai, and M. Gerstein (2021). </w:t>
-      </w:r>
-      <w:r>
-        <w:rPr>
-          <w:rStyle w:val="Emphasis"/>
-          <w:rFonts w:ascii="Palatino Linotype" w:hAnsi="Palatino Linotype"/>
-          <w:i w:val="0"/>
-          <w:iCs w:val="0"/>
-          <w:color w:val="141412"/>
-          <w:sz w:val="21"/>
-          <w:szCs w:val="21"/>
-          <w:shd w:val="clear" w:color="auto" w:fill="FFFFFF"/>
-        </w:rPr>
-        <w:t xml:space="preserve">Network </w:t>
-      </w:r>
-      <w:r>
-        <w:rPr>
-          <w:rStyle w:val="Emphasis"/>
-          <w:rFonts w:ascii="Palatino Linotype" w:hAnsi="Palatino Linotype"/>
-          <w:i w:val="0"/>
-          <w:iCs w:val="0"/>
-          <w:color w:val="141412"/>
-          <w:sz w:val="21"/>
-          <w:szCs w:val="21"/>
-          <w:shd w:val="clear" w:color="auto" w:fill="FFFFFF"/>
-        </w:rPr>
-        <w:t>p</w:t>
-      </w:r>
-      <w:r>
-        <w:rPr>
-          <w:rStyle w:val="Emphasis"/>
-          <w:rFonts w:ascii="Palatino Linotype" w:hAnsi="Palatino Linotype"/>
-          <w:i w:val="0"/>
-          <w:iCs w:val="0"/>
-          <w:color w:val="141412"/>
-          <w:sz w:val="21"/>
-          <w:szCs w:val="21"/>
-          <w:shd w:val="clear" w:color="auto" w:fill="FFFFFF"/>
-        </w:rPr>
-        <w:t xml:space="preserve">ropagation-based </w:t>
-      </w:r>
-      <w:r>
-        <w:rPr>
-          <w:rStyle w:val="Emphasis"/>
-          <w:rFonts w:ascii="Palatino Linotype" w:hAnsi="Palatino Linotype"/>
-          <w:i w:val="0"/>
-          <w:iCs w:val="0"/>
-          <w:color w:val="141412"/>
-          <w:sz w:val="21"/>
-          <w:szCs w:val="21"/>
-          <w:shd w:val="clear" w:color="auto" w:fill="FFFFFF"/>
-        </w:rPr>
-        <w:t>p</w:t>
-      </w:r>
-      <w:r>
-        <w:rPr>
-          <w:rStyle w:val="Emphasis"/>
-          <w:rFonts w:ascii="Palatino Linotype" w:hAnsi="Palatino Linotype"/>
-          <w:i w:val="0"/>
-          <w:iCs w:val="0"/>
-          <w:color w:val="141412"/>
-          <w:sz w:val="21"/>
-          <w:szCs w:val="21"/>
-          <w:shd w:val="clear" w:color="auto" w:fill="FFFFFF"/>
-        </w:rPr>
-        <w:t xml:space="preserve">rioritization of </w:t>
-      </w:r>
-      <w:r>
-        <w:rPr>
-          <w:rStyle w:val="Emphasis"/>
-          <w:rFonts w:ascii="Palatino Linotype" w:hAnsi="Palatino Linotype"/>
-          <w:i w:val="0"/>
-          <w:iCs w:val="0"/>
-          <w:color w:val="141412"/>
-          <w:sz w:val="21"/>
-          <w:szCs w:val="21"/>
-          <w:shd w:val="clear" w:color="auto" w:fill="FFFFFF"/>
-        </w:rPr>
-        <w:t>l</w:t>
-      </w:r>
-      <w:r>
-        <w:rPr>
-          <w:rStyle w:val="Emphasis"/>
-          <w:rFonts w:ascii="Palatino Linotype" w:hAnsi="Palatino Linotype"/>
-          <w:i w:val="0"/>
-          <w:iCs w:val="0"/>
-          <w:color w:val="141412"/>
-          <w:sz w:val="21"/>
-          <w:szCs w:val="21"/>
-          <w:shd w:val="clear" w:color="auto" w:fill="FFFFFF"/>
-        </w:rPr>
-        <w:t xml:space="preserve">ong </w:t>
-      </w:r>
-      <w:r>
-        <w:rPr>
-          <w:rStyle w:val="Emphasis"/>
-          <w:rFonts w:ascii="Palatino Linotype" w:hAnsi="Palatino Linotype"/>
-          <w:i w:val="0"/>
-          <w:iCs w:val="0"/>
-          <w:color w:val="141412"/>
-          <w:sz w:val="21"/>
-          <w:szCs w:val="21"/>
-          <w:shd w:val="clear" w:color="auto" w:fill="FFFFFF"/>
-        </w:rPr>
-        <w:t>t</w:t>
-      </w:r>
-      <w:r>
-        <w:rPr>
-          <w:rStyle w:val="Emphasis"/>
-          <w:rFonts w:ascii="Palatino Linotype" w:hAnsi="Palatino Linotype"/>
-          <w:i w:val="0"/>
-          <w:iCs w:val="0"/>
-          <w:color w:val="141412"/>
-          <w:sz w:val="21"/>
-          <w:szCs w:val="21"/>
-          <w:shd w:val="clear" w:color="auto" w:fill="FFFFFF"/>
-        </w:rPr>
-        <w:t xml:space="preserve">ail </w:t>
-      </w:r>
-      <w:r>
-        <w:rPr>
-          <w:rStyle w:val="Emphasis"/>
-          <w:rFonts w:ascii="Palatino Linotype" w:hAnsi="Palatino Linotype"/>
-          <w:i w:val="0"/>
-          <w:iCs w:val="0"/>
-          <w:color w:val="141412"/>
-          <w:sz w:val="21"/>
-          <w:szCs w:val="21"/>
-          <w:shd w:val="clear" w:color="auto" w:fill="FFFFFF"/>
-        </w:rPr>
-        <w:t>g</w:t>
-      </w:r>
-      <w:r>
-        <w:rPr>
-          <w:rStyle w:val="Emphasis"/>
-          <w:rFonts w:ascii="Palatino Linotype" w:hAnsi="Palatino Linotype"/>
-          <w:i w:val="0"/>
-          <w:iCs w:val="0"/>
-          <w:color w:val="141412"/>
-          <w:sz w:val="21"/>
-          <w:szCs w:val="21"/>
-          <w:shd w:val="clear" w:color="auto" w:fill="FFFFFF"/>
-        </w:rPr>
-        <w:t xml:space="preserve">enes in 17 </w:t>
-      </w:r>
-      <w:r>
-        <w:rPr>
-          <w:rStyle w:val="Emphasis"/>
-          <w:rFonts w:ascii="Palatino Linotype" w:hAnsi="Palatino Linotype"/>
-          <w:i w:val="0"/>
-          <w:iCs w:val="0"/>
-          <w:color w:val="141412"/>
-          <w:sz w:val="21"/>
-          <w:szCs w:val="21"/>
-          <w:shd w:val="clear" w:color="auto" w:fill="FFFFFF"/>
-        </w:rPr>
-        <w:t>c</w:t>
-      </w:r>
-      <w:r>
-        <w:rPr>
-          <w:rStyle w:val="Emphasis"/>
-          <w:rFonts w:ascii="Palatino Linotype" w:hAnsi="Palatino Linotype"/>
-          <w:i w:val="0"/>
-          <w:iCs w:val="0"/>
-          <w:color w:val="141412"/>
-          <w:sz w:val="21"/>
-          <w:szCs w:val="21"/>
-          <w:shd w:val="clear" w:color="auto" w:fill="FFFFFF"/>
-        </w:rPr>
-        <w:t xml:space="preserve">ancer </w:t>
-      </w:r>
-      <w:r>
-        <w:rPr>
-          <w:rStyle w:val="Emphasis"/>
-          <w:rFonts w:ascii="Palatino Linotype" w:hAnsi="Palatino Linotype"/>
-          <w:i w:val="0"/>
-          <w:iCs w:val="0"/>
-          <w:color w:val="141412"/>
-          <w:sz w:val="21"/>
-          <w:szCs w:val="21"/>
-          <w:shd w:val="clear" w:color="auto" w:fill="FFFFFF"/>
-        </w:rPr>
-        <w:t>t</w:t>
-      </w:r>
-      <w:r>
-        <w:rPr>
-          <w:rStyle w:val="Emphasis"/>
-          <w:rFonts w:ascii="Palatino Linotype" w:hAnsi="Palatino Linotype"/>
-          <w:i w:val="0"/>
-          <w:iCs w:val="0"/>
-          <w:color w:val="141412"/>
-          <w:sz w:val="21"/>
-          <w:szCs w:val="21"/>
-          <w:shd w:val="clear" w:color="auto" w:fill="FFFFFF"/>
-        </w:rPr>
-        <w:t>ypes</w:t>
-      </w:r>
-      <w:r>
-        <w:rPr>
-          <w:rStyle w:val="Emphasis"/>
-          <w:rFonts w:ascii="Palatino Linotype" w:hAnsi="Palatino Linotype"/>
-          <w:i w:val="0"/>
-          <w:iCs w:val="0"/>
-          <w:color w:val="141412"/>
-          <w:sz w:val="21"/>
-          <w:szCs w:val="21"/>
-          <w:shd w:val="clear" w:color="auto" w:fill="FFFFFF"/>
-        </w:rPr>
-        <w:t xml:space="preserve">, </w:t>
-      </w:r>
-      <w:r>
-        <w:rPr>
-          <w:rStyle w:val="Emphasis"/>
-          <w:rFonts w:ascii="Palatino Linotype" w:hAnsi="Palatino Linotype"/>
-          <w:color w:val="141412"/>
-          <w:sz w:val="21"/>
-          <w:szCs w:val="21"/>
-          <w:shd w:val="clear" w:color="auto" w:fill="FFFFFF"/>
-        </w:rPr>
-        <w:t xml:space="preserve">Genome Biology, </w:t>
-      </w:r>
-      <w:r>
-        <w:rPr>
-          <w:rStyle w:val="Emphasis"/>
-          <w:rFonts w:ascii="Palatino Linotype" w:hAnsi="Palatino Linotype"/>
-          <w:i w:val="0"/>
-          <w:iCs w:val="0"/>
-          <w:color w:val="141412"/>
-          <w:sz w:val="21"/>
-          <w:szCs w:val="21"/>
-          <w:shd w:val="clear" w:color="auto" w:fill="FFFFFF"/>
-        </w:rPr>
-        <w:t>22, 287.</w:t>
+          <w:i w:val="0"/>
+          <w:iCs w:val="0"/>
+          <w:color w:val="141412"/>
+          <w:sz w:val="21"/>
+          <w:szCs w:val="21"/>
+          <w:shd w:val="clear" w:color="auto" w:fill="FFFFFF"/>
+        </w:rPr>
+      </w:pPr>
+      <w:r>
+        <w:rPr>
+          <w:rStyle w:val="Emphasis"/>
+          <w:rFonts w:ascii="Palatino Linotype" w:hAnsi="Palatino Linotype"/>
+          <w:i w:val="0"/>
+          <w:iCs w:val="0"/>
+          <w:color w:val="141412"/>
+          <w:sz w:val="21"/>
+          <w:szCs w:val="21"/>
+          <w:shd w:val="clear" w:color="auto" w:fill="FFFFFF"/>
+        </w:rPr>
+        <w:t xml:space="preserve">T. Qing, </w:t>
+      </w:r>
+      <w:r>
+        <w:rPr>
+          <w:rStyle w:val="Emphasis"/>
+          <w:rFonts w:ascii="Palatino Linotype" w:hAnsi="Palatino Linotype"/>
+          <w:b/>
+          <w:i w:val="0"/>
+          <w:iCs w:val="0"/>
+          <w:color w:val="141412"/>
+          <w:sz w:val="21"/>
+          <w:szCs w:val="21"/>
+          <w:shd w:val="clear" w:color="auto" w:fill="FFFFFF"/>
+        </w:rPr>
+        <w:t>H. Mohsen</w:t>
+      </w:r>
+      <w:r>
+        <w:rPr>
+          <w:rStyle w:val="Emphasis"/>
+          <w:rFonts w:ascii="Palatino Linotype" w:hAnsi="Palatino Linotype"/>
+          <w:i w:val="0"/>
+          <w:iCs w:val="0"/>
+          <w:color w:val="141412"/>
+          <w:sz w:val="21"/>
+          <w:szCs w:val="21"/>
+          <w:shd w:val="clear" w:color="auto" w:fill="FFFFFF"/>
+        </w:rPr>
+        <w:t xml:space="preserve">, M. </w:t>
+      </w:r>
+      <w:proofErr w:type="spellStart"/>
+      <w:r>
+        <w:rPr>
+          <w:rStyle w:val="Emphasis"/>
+          <w:rFonts w:ascii="Palatino Linotype" w:hAnsi="Palatino Linotype"/>
+          <w:i w:val="0"/>
+          <w:iCs w:val="0"/>
+          <w:color w:val="141412"/>
+          <w:sz w:val="21"/>
+          <w:szCs w:val="21"/>
+          <w:shd w:val="clear" w:color="auto" w:fill="FFFFFF"/>
+        </w:rPr>
+        <w:t>Marczyk</w:t>
+      </w:r>
+      <w:proofErr w:type="spellEnd"/>
+      <w:r>
+        <w:rPr>
+          <w:rStyle w:val="Emphasis"/>
+          <w:rFonts w:ascii="Palatino Linotype" w:hAnsi="Palatino Linotype"/>
+          <w:i w:val="0"/>
+          <w:iCs w:val="0"/>
+          <w:color w:val="141412"/>
+          <w:sz w:val="21"/>
+          <w:szCs w:val="21"/>
+          <w:shd w:val="clear" w:color="auto" w:fill="FFFFFF"/>
+        </w:rPr>
+        <w:t xml:space="preserve">, Y. Ye, T. O’Meara, H. Zhao, J.P. Townsend, M. Gerstein, C. Hatzis, Y. Kluger and L. </w:t>
+      </w:r>
+      <w:proofErr w:type="spellStart"/>
+      <w:r>
+        <w:rPr>
+          <w:rStyle w:val="Emphasis"/>
+          <w:rFonts w:ascii="Palatino Linotype" w:hAnsi="Palatino Linotype"/>
+          <w:i w:val="0"/>
+          <w:iCs w:val="0"/>
+          <w:color w:val="141412"/>
+          <w:sz w:val="21"/>
+          <w:szCs w:val="21"/>
+          <w:shd w:val="clear" w:color="auto" w:fill="FFFFFF"/>
+        </w:rPr>
+        <w:t>Pusztai</w:t>
+      </w:r>
+      <w:proofErr w:type="spellEnd"/>
+      <w:r>
+        <w:rPr>
+          <w:rStyle w:val="Emphasis"/>
+          <w:rFonts w:ascii="Palatino Linotype" w:hAnsi="Palatino Linotype"/>
+          <w:i w:val="0"/>
+          <w:iCs w:val="0"/>
+          <w:color w:val="141412"/>
+          <w:sz w:val="21"/>
+          <w:szCs w:val="21"/>
+          <w:shd w:val="clear" w:color="auto" w:fill="FFFFFF"/>
+        </w:rPr>
+        <w:t xml:space="preserve"> (2020). Germline variant burden in cancer genes correlates with age at diagnosis and somatic mutation burden, </w:t>
+      </w:r>
+      <w:r>
+        <w:rPr>
+          <w:rStyle w:val="Emphasis"/>
+          <w:rFonts w:ascii="Palatino Linotype" w:hAnsi="Palatino Linotype"/>
+          <w:iCs w:val="0"/>
+          <w:color w:val="141412"/>
+          <w:sz w:val="21"/>
+          <w:szCs w:val="21"/>
+          <w:shd w:val="clear" w:color="auto" w:fill="FFFFFF"/>
+        </w:rPr>
+        <w:t>Nature Communications</w:t>
+      </w:r>
+      <w:r>
+        <w:rPr>
+          <w:rStyle w:val="Emphasis"/>
+          <w:rFonts w:ascii="Palatino Linotype" w:hAnsi="Palatino Linotype"/>
+          <w:i w:val="0"/>
+          <w:iCs w:val="0"/>
+          <w:color w:val="141412"/>
+          <w:sz w:val="21"/>
+          <w:szCs w:val="21"/>
+          <w:shd w:val="clear" w:color="auto" w:fill="FFFFFF"/>
+        </w:rPr>
+        <w:t xml:space="preserve">, 11, 2438. </w:t>
       </w:r>
     </w:p>
     <w:p>
@@ -3237,8 +3440,6 @@
         <w:rPr>
           <w:rStyle w:val="Emphasis"/>
           <w:rFonts w:ascii="Palatino Linotype" w:hAnsi="Palatino Linotype"/>
-          <w:b/>
-          <w:bCs/>
           <w:i w:val="0"/>
           <w:iCs w:val="0"/>
           <w:color w:val="141412"/>
@@ -3270,20 +3471,8 @@
         <w:rPr>
           <w:rStyle w:val="Emphasis"/>
           <w:rFonts w:ascii="Palatino Linotype" w:hAnsi="Palatino Linotype"/>
-          <w:i w:val="0"/>
-          <w:iCs w:val="0"/>
-          <w:color w:val="141412"/>
-          <w:sz w:val="21"/>
-          <w:szCs w:val="21"/>
-          <w:shd w:val="clear" w:color="auto" w:fill="FFFFFF"/>
-        </w:rPr>
-        <w:t xml:space="preserve">T. Qing, </w:t>
-      </w:r>
-      <w:r>
-        <w:rPr>
-          <w:rStyle w:val="Emphasis"/>
-          <w:rFonts w:ascii="Palatino Linotype" w:hAnsi="Palatino Linotype"/>
-          <w:b/>
+          <w:b/>
+          <w:bCs/>
           <w:i w:val="0"/>
           <w:iCs w:val="0"/>
           <w:color w:val="141412"/>
@@ -3304,32 +3493,96 @@
           <w:szCs w:val="21"/>
           <w:shd w:val="clear" w:color="auto" w:fill="FFFFFF"/>
         </w:rPr>
-        <w:t xml:space="preserve">, M. Marczyk, Y. Ye, T. O’Meara, H. Zhao, J.P. Townsend, M. Gerstein, C. Hatzis, Y. Kluger and L. Pusztai (2020). Germline variant burden in cancer genes correlates with age at diagnosis and somatic mutation burden, </w:t>
-      </w:r>
-      <w:r>
-        <w:rPr>
-          <w:rStyle w:val="Emphasis"/>
-          <w:rFonts w:ascii="Palatino Linotype" w:hAnsi="Palatino Linotype"/>
-          <w:iCs w:val="0"/>
-          <w:color w:val="141412"/>
-          <w:sz w:val="21"/>
-          <w:szCs w:val="21"/>
-          <w:shd w:val="clear" w:color="auto" w:fill="FFFFFF"/>
-        </w:rPr>
-        <w:t>Nature Communications</w:t>
-      </w:r>
-      <w:r>
-        <w:rPr>
-          <w:rStyle w:val="Emphasis"/>
-          <w:rFonts w:ascii="Palatino Linotype" w:hAnsi="Palatino Linotype"/>
-          <w:i w:val="0"/>
-          <w:iCs w:val="0"/>
-          <w:color w:val="141412"/>
-          <w:sz w:val="21"/>
-          <w:szCs w:val="21"/>
-          <w:shd w:val="clear" w:color="auto" w:fill="FFFFFF"/>
-        </w:rPr>
-        <w:t xml:space="preserve">, 11, 2438. </w:t>
+        <w:t xml:space="preserve"> (2020). Race and Genetics: Somber History, Troubled Present. </w:t>
+      </w:r>
+      <w:r>
+        <w:rPr>
+          <w:rStyle w:val="Emphasis"/>
+          <w:rFonts w:ascii="Palatino Linotype" w:hAnsi="Palatino Linotype"/>
+          <w:color w:val="141412"/>
+          <w:sz w:val="21"/>
+          <w:szCs w:val="21"/>
+          <w:shd w:val="clear" w:color="auto" w:fill="FFFFFF"/>
+        </w:rPr>
+        <w:t>Yale Journal for Biology and Medicine</w:t>
+      </w:r>
+      <w:r>
+        <w:rPr>
+          <w:rStyle w:val="Emphasis"/>
+          <w:rFonts w:ascii="Palatino Linotype" w:hAnsi="Palatino Linotype"/>
+          <w:i w:val="0"/>
+          <w:iCs w:val="0"/>
+          <w:color w:val="141412"/>
+          <w:sz w:val="21"/>
+          <w:szCs w:val="21"/>
+          <w:shd w:val="clear" w:color="auto" w:fill="FFFFFF"/>
+        </w:rPr>
+        <w:t xml:space="preserve">, </w:t>
+      </w:r>
+      <w:r>
+        <w:rPr>
+          <w:rStyle w:val="Emphasis"/>
+          <w:rFonts w:ascii="Palatino Linotype" w:hAnsi="Palatino Linotype"/>
+          <w:i w:val="0"/>
+          <w:iCs w:val="0"/>
+          <w:color w:val="141412"/>
+          <w:sz w:val="21"/>
+          <w:szCs w:val="21"/>
+          <w:shd w:val="clear" w:color="auto" w:fill="FFFFFF"/>
+        </w:rPr>
+        <w:t>93</w:t>
+      </w:r>
+      <w:r>
+        <w:rPr>
+          <w:rStyle w:val="Emphasis"/>
+          <w:rFonts w:ascii="Palatino Linotype" w:hAnsi="Palatino Linotype"/>
+          <w:i w:val="0"/>
+          <w:iCs w:val="0"/>
+          <w:color w:val="141412"/>
+          <w:sz w:val="21"/>
+          <w:szCs w:val="21"/>
+          <w:shd w:val="clear" w:color="auto" w:fill="FFFFFF"/>
+        </w:rPr>
+        <w:t xml:space="preserve"> </w:t>
+      </w:r>
+      <w:r>
+        <w:rPr>
+          <w:rStyle w:val="Emphasis"/>
+          <w:rFonts w:ascii="Palatino Linotype" w:hAnsi="Palatino Linotype"/>
+          <w:i w:val="0"/>
+          <w:iCs w:val="0"/>
+          <w:color w:val="141412"/>
+          <w:sz w:val="21"/>
+          <w:szCs w:val="21"/>
+          <w:shd w:val="clear" w:color="auto" w:fill="FFFFFF"/>
+        </w:rPr>
+        <w:t>(1)</w:t>
+      </w:r>
+      <w:r>
+        <w:rPr>
+          <w:rStyle w:val="Emphasis"/>
+          <w:rFonts w:ascii="Palatino Linotype" w:hAnsi="Palatino Linotype"/>
+          <w:i w:val="0"/>
+          <w:iCs w:val="0"/>
+          <w:color w:val="141412"/>
+          <w:sz w:val="21"/>
+          <w:szCs w:val="21"/>
+          <w:shd w:val="clear" w:color="auto" w:fill="FFFFFF"/>
+        </w:rPr>
+        <w:t xml:space="preserve">, pp. </w:t>
+      </w:r>
+      <w:r>
+        <w:rPr>
+          <w:rStyle w:val="Emphasis"/>
+          <w:rFonts w:ascii="Palatino Linotype" w:hAnsi="Palatino Linotype"/>
+          <w:i w:val="0"/>
+          <w:iCs w:val="0"/>
+          <w:color w:val="141412"/>
+          <w:sz w:val="21"/>
+          <w:szCs w:val="21"/>
+          <w:shd w:val="clear" w:color="auto" w:fill="FFFFFF"/>
+        </w:rPr>
+        <w:t>215–219.</w:t>
       </w:r>
     </w:p>
     <w:p>
@@ -3342,6 +3595,8 @@
         <w:rPr>
           <w:rStyle w:val="Emphasis"/>
           <w:rFonts w:ascii="Palatino Linotype" w:hAnsi="Palatino Linotype"/>
+          <w:b/>
+          <w:bCs/>
           <w:i w:val="0"/>
           <w:iCs w:val="0"/>
           <w:color w:val="141412"/>
@@ -3395,44 +3650,107 @@
           <w:szCs w:val="21"/>
           <w:shd w:val="clear" w:color="auto" w:fill="FFFFFF"/>
         </w:rPr>
-        <w:t xml:space="preserve"> (2020). Race and Genetics: Somber History, Troubled Present. </w:t>
-      </w:r>
-      <w:r>
-        <w:rPr>
-          <w:rStyle w:val="Emphasis"/>
-          <w:rFonts w:ascii="Palatino Linotype" w:hAnsi="Palatino Linotype"/>
-          <w:color w:val="141412"/>
-          <w:sz w:val="21"/>
-          <w:szCs w:val="21"/>
-          <w:shd w:val="clear" w:color="auto" w:fill="FFFFFF"/>
-        </w:rPr>
-        <w:t>Yale Journal for Biology and Medicine</w:t>
-      </w:r>
-      <w:r>
-        <w:rPr>
-          <w:rStyle w:val="Emphasis"/>
-          <w:rFonts w:ascii="Palatino Linotype" w:hAnsi="Palatino Linotype"/>
-          <w:i w:val="0"/>
-          <w:iCs w:val="0"/>
-          <w:color w:val="141412"/>
-          <w:sz w:val="21"/>
-          <w:szCs w:val="21"/>
-          <w:shd w:val="clear" w:color="auto" w:fill="FFFFFF"/>
-        </w:rPr>
-        <w:t xml:space="preserve">, </w:t>
-      </w:r>
-      <w:r>
-        <w:rPr>
-          <w:rStyle w:val="Emphasis"/>
-          <w:rFonts w:ascii="Palatino Linotype" w:hAnsi="Palatino Linotype"/>
-          <w:i w:val="0"/>
-          <w:iCs w:val="0"/>
-          <w:color w:val="141412"/>
-          <w:sz w:val="21"/>
-          <w:szCs w:val="21"/>
-          <w:shd w:val="clear" w:color="auto" w:fill="FFFFFF"/>
-        </w:rPr>
-        <w:t>93</w:t>
+        <w:t xml:space="preserve">, J. </w:t>
+      </w:r>
+      <w:proofErr w:type="spellStart"/>
+      <w:r>
+        <w:rPr>
+          <w:rStyle w:val="Emphasis"/>
+          <w:rFonts w:ascii="Palatino Linotype" w:hAnsi="Palatino Linotype"/>
+          <w:i w:val="0"/>
+          <w:iCs w:val="0"/>
+          <w:color w:val="141412"/>
+          <w:sz w:val="21"/>
+          <w:szCs w:val="21"/>
+          <w:shd w:val="clear" w:color="auto" w:fill="FFFFFF"/>
+        </w:rPr>
+        <w:t>Warrell</w:t>
+      </w:r>
+      <w:proofErr w:type="spellEnd"/>
+      <w:r>
+        <w:rPr>
+          <w:rStyle w:val="Emphasis"/>
+          <w:rFonts w:ascii="Palatino Linotype" w:hAnsi="Palatino Linotype"/>
+          <w:i w:val="0"/>
+          <w:iCs w:val="0"/>
+          <w:color w:val="141412"/>
+          <w:sz w:val="21"/>
+          <w:szCs w:val="21"/>
+          <w:shd w:val="clear" w:color="auto" w:fill="FFFFFF"/>
+        </w:rPr>
+        <w:t xml:space="preserve">, M.R. Min, S. </w:t>
+      </w:r>
+      <w:proofErr w:type="spellStart"/>
+      <w:r>
+        <w:rPr>
+          <w:rStyle w:val="Emphasis"/>
+          <w:rFonts w:ascii="Palatino Linotype" w:hAnsi="Palatino Linotype"/>
+          <w:i w:val="0"/>
+          <w:iCs w:val="0"/>
+          <w:color w:val="141412"/>
+          <w:sz w:val="21"/>
+          <w:szCs w:val="21"/>
+          <w:shd w:val="clear" w:color="auto" w:fill="FFFFFF"/>
+        </w:rPr>
+        <w:t>Negahban</w:t>
+      </w:r>
+      <w:proofErr w:type="spellEnd"/>
+      <w:r>
+        <w:rPr>
+          <w:rStyle w:val="Emphasis"/>
+          <w:rFonts w:ascii="Palatino Linotype" w:hAnsi="Palatino Linotype"/>
+          <w:i w:val="0"/>
+          <w:iCs w:val="0"/>
+          <w:color w:val="141412"/>
+          <w:sz w:val="21"/>
+          <w:szCs w:val="21"/>
+          <w:shd w:val="clear" w:color="auto" w:fill="FFFFFF"/>
+        </w:rPr>
+        <w:t xml:space="preserve">, and M. Gerstein (2020). Weight-based Neural Network Interpretability using Activation Tuning and Personalized Products, </w:t>
+      </w:r>
+      <w:r>
+        <w:rPr>
+          <w:rStyle w:val="Emphasis"/>
+          <w:rFonts w:ascii="Palatino Linotype" w:hAnsi="Palatino Linotype"/>
+          <w:color w:val="141412"/>
+          <w:sz w:val="21"/>
+          <w:szCs w:val="21"/>
+          <w:shd w:val="clear" w:color="auto" w:fill="FFFFFF"/>
+        </w:rPr>
+        <w:t xml:space="preserve">Machine Learning </w:t>
+      </w:r>
+      <w:r>
+        <w:rPr>
+          <w:rStyle w:val="Emphasis"/>
+          <w:rFonts w:ascii="Palatino Linotype" w:hAnsi="Palatino Linotype"/>
+          <w:color w:val="141412"/>
+          <w:sz w:val="21"/>
+          <w:szCs w:val="21"/>
+          <w:shd w:val="clear" w:color="auto" w:fill="FFFFFF"/>
+        </w:rPr>
+        <w:t>in</w:t>
+      </w:r>
+      <w:r>
+        <w:rPr>
+          <w:rStyle w:val="Emphasis"/>
+          <w:rFonts w:ascii="Palatino Linotype" w:hAnsi="Palatino Linotype"/>
+          <w:color w:val="141412"/>
+          <w:sz w:val="21"/>
+          <w:szCs w:val="21"/>
+          <w:shd w:val="clear" w:color="auto" w:fill="FFFFFF"/>
+        </w:rPr>
+        <w:t xml:space="preserve"> Computational Biology</w:t>
+      </w:r>
+      <w:r>
+        <w:rPr>
+          <w:rStyle w:val="Emphasis"/>
+          <w:rFonts w:ascii="Palatino Linotype" w:hAnsi="Palatino Linotype"/>
+          <w:color w:val="141412"/>
+          <w:sz w:val="21"/>
+          <w:szCs w:val="21"/>
+          <w:shd w:val="clear" w:color="auto" w:fill="FFFFFF"/>
+        </w:rPr>
+        <w:t xml:space="preserve"> Workshop</w:t>
       </w:r>
       <w:r>
         <w:rPr>
@@ -3451,40 +3769,12 @@
         <w:rPr>
           <w:rStyle w:val="Emphasis"/>
           <w:rFonts w:ascii="Palatino Linotype" w:hAnsi="Palatino Linotype"/>
-          <w:i w:val="0"/>
-          <w:iCs w:val="0"/>
-          <w:color w:val="141412"/>
-          <w:sz w:val="21"/>
-          <w:szCs w:val="21"/>
-          <w:shd w:val="clear" w:color="auto" w:fill="FFFFFF"/>
-        </w:rPr>
-        <w:t>(1)</w:t>
-      </w:r>
-      <w:r>
-        <w:rPr>
-          <w:rStyle w:val="Emphasis"/>
-          <w:rFonts w:ascii="Palatino Linotype" w:hAnsi="Palatino Linotype"/>
-          <w:i w:val="0"/>
-          <w:iCs w:val="0"/>
-          <w:color w:val="141412"/>
-          <w:sz w:val="21"/>
-          <w:szCs w:val="21"/>
-          <w:shd w:val="clear" w:color="auto" w:fill="FFFFFF"/>
-        </w:rPr>
-        <w:t xml:space="preserve">, pp. </w:t>
-      </w:r>
-      <w:r>
-        <w:rPr>
-          <w:rStyle w:val="Emphasis"/>
-          <w:rFonts w:ascii="Palatino Linotype" w:hAnsi="Palatino Linotype"/>
-          <w:i w:val="0"/>
-          <w:iCs w:val="0"/>
-          <w:color w:val="141412"/>
-          <w:sz w:val="21"/>
-          <w:szCs w:val="21"/>
-          <w:shd w:val="clear" w:color="auto" w:fill="FFFFFF"/>
-        </w:rPr>
-        <w:t>215–219.</w:t>
+          <w:color w:val="141412"/>
+          <w:sz w:val="21"/>
+          <w:szCs w:val="21"/>
+          <w:shd w:val="clear" w:color="auto" w:fill="FFFFFF"/>
+        </w:rPr>
+        <w:t>(MLCB'20).</w:t>
       </w:r>
     </w:p>
     <w:p>
@@ -3497,8 +3787,6 @@
         <w:rPr>
           <w:rStyle w:val="Emphasis"/>
           <w:rFonts w:ascii="Palatino Linotype" w:hAnsi="Palatino Linotype"/>
-          <w:b/>
-          <w:bCs/>
           <w:i w:val="0"/>
           <w:iCs w:val="0"/>
           <w:color w:val="141412"/>
@@ -3530,6 +3818,47 @@
         <w:rPr>
           <w:rStyle w:val="Emphasis"/>
           <w:rFonts w:ascii="Palatino Linotype" w:hAnsi="Palatino Linotype"/>
+          <w:i w:val="0"/>
+          <w:iCs w:val="0"/>
+          <w:color w:val="141412"/>
+          <w:sz w:val="21"/>
+          <w:szCs w:val="21"/>
+          <w:shd w:val="clear" w:color="auto" w:fill="FFFFFF"/>
+        </w:rPr>
+        <w:t xml:space="preserve">M. </w:t>
+      </w:r>
+      <w:proofErr w:type="spellStart"/>
+      <w:r>
+        <w:rPr>
+          <w:rStyle w:val="Emphasis"/>
+          <w:rFonts w:ascii="Palatino Linotype" w:hAnsi="Palatino Linotype"/>
+          <w:i w:val="0"/>
+          <w:iCs w:val="0"/>
+          <w:color w:val="141412"/>
+          <w:sz w:val="21"/>
+          <w:szCs w:val="21"/>
+          <w:shd w:val="clear" w:color="auto" w:fill="FFFFFF"/>
+        </w:rPr>
+        <w:t>Amodio</w:t>
+      </w:r>
+      <w:proofErr w:type="spellEnd"/>
+      <w:r>
+        <w:rPr>
+          <w:rStyle w:val="Emphasis"/>
+          <w:rFonts w:ascii="Palatino Linotype" w:hAnsi="Palatino Linotype"/>
+          <w:i w:val="0"/>
+          <w:iCs w:val="0"/>
+          <w:color w:val="141412"/>
+          <w:sz w:val="21"/>
+          <w:szCs w:val="21"/>
+          <w:shd w:val="clear" w:color="auto" w:fill="FFFFFF"/>
+        </w:rPr>
+        <w:t xml:space="preserve">, D. van Dijk, K. Srinivasan, W.S. Chen, </w:t>
+      </w:r>
+      <w:r>
+        <w:rPr>
+          <w:rStyle w:val="Emphasis"/>
+          <w:rFonts w:ascii="Palatino Linotype" w:hAnsi="Palatino Linotype"/>
           <w:b/>
           <w:bCs/>
           <w:i w:val="0"/>
@@ -3552,75 +3881,85 @@
           <w:szCs w:val="21"/>
           <w:shd w:val="clear" w:color="auto" w:fill="FFFFFF"/>
         </w:rPr>
-        <w:t xml:space="preserve">, J. Warrell, M.R. Min, S. Negahban, and M. Gerstein (2020). Weight-based Neural Network Interpretability using Activation Tuning and Personalized Products, </w:t>
-      </w:r>
-      <w:r>
-        <w:rPr>
-          <w:rStyle w:val="Emphasis"/>
-          <w:rFonts w:ascii="Palatino Linotype" w:hAnsi="Palatino Linotype"/>
-          <w:color w:val="141412"/>
-          <w:sz w:val="21"/>
-          <w:szCs w:val="21"/>
-          <w:shd w:val="clear" w:color="auto" w:fill="FFFFFF"/>
-        </w:rPr>
-        <w:t xml:space="preserve">Machine Learning </w:t>
-      </w:r>
-      <w:r>
-        <w:rPr>
-          <w:rStyle w:val="Emphasis"/>
-          <w:rFonts w:ascii="Palatino Linotype" w:hAnsi="Palatino Linotype"/>
-          <w:color w:val="141412"/>
-          <w:sz w:val="21"/>
-          <w:szCs w:val="21"/>
-          <w:shd w:val="clear" w:color="auto" w:fill="FFFFFF"/>
-        </w:rPr>
-        <w:t>in</w:t>
-      </w:r>
-      <w:r>
-        <w:rPr>
-          <w:rStyle w:val="Emphasis"/>
-          <w:rFonts w:ascii="Palatino Linotype" w:hAnsi="Palatino Linotype"/>
-          <w:color w:val="141412"/>
-          <w:sz w:val="21"/>
-          <w:szCs w:val="21"/>
-          <w:shd w:val="clear" w:color="auto" w:fill="FFFFFF"/>
-        </w:rPr>
-        <w:t xml:space="preserve"> Computational Biology</w:t>
-      </w:r>
-      <w:r>
-        <w:rPr>
-          <w:rStyle w:val="Emphasis"/>
-          <w:rFonts w:ascii="Palatino Linotype" w:hAnsi="Palatino Linotype"/>
-          <w:color w:val="141412"/>
-          <w:sz w:val="21"/>
-          <w:szCs w:val="21"/>
-          <w:shd w:val="clear" w:color="auto" w:fill="FFFFFF"/>
-        </w:rPr>
-        <w:t xml:space="preserve"> Workshop</w:t>
-      </w:r>
-      <w:r>
-        <w:rPr>
-          <w:rStyle w:val="Emphasis"/>
-          <w:rFonts w:ascii="Palatino Linotype" w:hAnsi="Palatino Linotype"/>
-          <w:i w:val="0"/>
-          <w:iCs w:val="0"/>
-          <w:color w:val="141412"/>
-          <w:sz w:val="21"/>
-          <w:szCs w:val="21"/>
-          <w:shd w:val="clear" w:color="auto" w:fill="FFFFFF"/>
-        </w:rPr>
-        <w:t xml:space="preserve"> </w:t>
-      </w:r>
-      <w:r>
-        <w:rPr>
-          <w:rStyle w:val="Emphasis"/>
-          <w:rFonts w:ascii="Palatino Linotype" w:hAnsi="Palatino Linotype"/>
-          <w:color w:val="141412"/>
-          <w:sz w:val="21"/>
-          <w:szCs w:val="21"/>
-          <w:shd w:val="clear" w:color="auto" w:fill="FFFFFF"/>
-        </w:rPr>
-        <w:t>(MLCB'20).</w:t>
+        <w:t xml:space="preserve">, K.R. Moon, A. Campbell, Y. Zhao, X. Wang, M. </w:t>
+      </w:r>
+      <w:proofErr w:type="spellStart"/>
+      <w:r>
+        <w:rPr>
+          <w:rStyle w:val="Emphasis"/>
+          <w:rFonts w:ascii="Palatino Linotype" w:hAnsi="Palatino Linotype"/>
+          <w:i w:val="0"/>
+          <w:iCs w:val="0"/>
+          <w:color w:val="141412"/>
+          <w:sz w:val="21"/>
+          <w:szCs w:val="21"/>
+          <w:shd w:val="clear" w:color="auto" w:fill="FFFFFF"/>
+        </w:rPr>
+        <w:t>Venkataswamy</w:t>
+      </w:r>
+      <w:proofErr w:type="spellEnd"/>
+      <w:r>
+        <w:rPr>
+          <w:rStyle w:val="Emphasis"/>
+          <w:rFonts w:ascii="Palatino Linotype" w:hAnsi="Palatino Linotype"/>
+          <w:i w:val="0"/>
+          <w:iCs w:val="0"/>
+          <w:color w:val="141412"/>
+          <w:sz w:val="21"/>
+          <w:szCs w:val="21"/>
+          <w:shd w:val="clear" w:color="auto" w:fill="FFFFFF"/>
+        </w:rPr>
+        <w:t xml:space="preserve">, A. Desai, V. Ravi, P. Kumar, R. Montgomery, G. Wolf, and S. Krishnaswamy (2019). Exploring Single-Cell Data with Deep Multitasking Neural Networks, </w:t>
+      </w:r>
+      <w:r>
+        <w:rPr>
+          <w:rStyle w:val="Emphasis"/>
+          <w:rFonts w:ascii="Palatino Linotype" w:hAnsi="Palatino Linotype"/>
+          <w:color w:val="141412"/>
+          <w:sz w:val="21"/>
+          <w:szCs w:val="21"/>
+          <w:shd w:val="clear" w:color="auto" w:fill="FFFFFF"/>
+        </w:rPr>
+        <w:t>Nature Methods</w:t>
+      </w:r>
+      <w:r>
+        <w:rPr>
+          <w:rStyle w:val="Emphasis"/>
+          <w:rFonts w:ascii="Palatino Linotype" w:hAnsi="Palatino Linotype"/>
+          <w:i w:val="0"/>
+          <w:iCs w:val="0"/>
+          <w:color w:val="141412"/>
+          <w:sz w:val="21"/>
+          <w:szCs w:val="21"/>
+          <w:shd w:val="clear" w:color="auto" w:fill="FFFFFF"/>
+        </w:rPr>
+        <w:t xml:space="preserve">, </w:t>
+      </w:r>
+      <w:r>
+        <w:rPr>
+          <w:rStyle w:val="Emphasis"/>
+          <w:rFonts w:ascii="Palatino Linotype" w:hAnsi="Palatino Linotype"/>
+          <w:i w:val="0"/>
+          <w:iCs w:val="0"/>
+          <w:color w:val="141412"/>
+          <w:sz w:val="21"/>
+          <w:szCs w:val="21"/>
+          <w:shd w:val="clear" w:color="auto" w:fill="FFFFFF"/>
+        </w:rPr>
+        <w:t>16, pp. 1139–1145</w:t>
+      </w:r>
+      <w:r>
+        <w:rPr>
+          <w:rStyle w:val="Emphasis"/>
+          <w:rFonts w:ascii="Palatino Linotype" w:hAnsi="Palatino Linotype"/>
+          <w:i w:val="0"/>
+          <w:iCs w:val="0"/>
+          <w:color w:val="141412"/>
+          <w:sz w:val="21"/>
+          <w:szCs w:val="21"/>
+          <w:shd w:val="clear" w:color="auto" w:fill="FFFFFF"/>
+        </w:rPr>
+        <w:t>.</w:t>
       </w:r>
     </w:p>
     <w:p>
@@ -3671,7 +4010,7 @@
           <w:szCs w:val="21"/>
           <w:shd w:val="clear" w:color="auto" w:fill="FFFFFF"/>
         </w:rPr>
-        <w:t xml:space="preserve">M. Amodio, D. van Dijk, K. Srinivasan, W.S. Chen, </w:t>
+        <w:t xml:space="preserve">S. Lou, K.A. Cotter, T. Li, J. Liang, </w:t>
       </w:r>
       <w:r>
         <w:rPr>
@@ -3699,18 +4038,31 @@
           <w:szCs w:val="21"/>
           <w:shd w:val="clear" w:color="auto" w:fill="FFFFFF"/>
         </w:rPr>
-        <w:t xml:space="preserve">, K.R. Moon, A. Campbell, Y. Zhao, X. Wang, M. Venkataswamy, A. Desai, V. Ravi, P. Kumar, R. Montgomery, G. Wolf, and S. Krishnaswamy (2019). Exploring Single-Cell Data with Deep Multitasking Neural Networks, </w:t>
-      </w:r>
-      <w:r>
-        <w:rPr>
-          <w:rStyle w:val="Emphasis"/>
-          <w:rFonts w:ascii="Palatino Linotype" w:hAnsi="Palatino Linotype"/>
-          <w:color w:val="141412"/>
-          <w:sz w:val="21"/>
-          <w:szCs w:val="21"/>
-          <w:shd w:val="clear" w:color="auto" w:fill="FFFFFF"/>
-        </w:rPr>
-        <w:t>Nature Methods</w:t>
+        <w:t xml:space="preserve">, J. Liu, J. Zhang, S. Cohen, J. Xu, H. Yu, M. Rubin, and M. Gerstein (2019). GRAM: A generalized model to predict the molecular effect of a non-coding variant in a cell-type specific manner, </w:t>
+      </w:r>
+      <w:proofErr w:type="spellStart"/>
+      <w:r>
+        <w:rPr>
+          <w:rStyle w:val="Emphasis"/>
+          <w:rFonts w:ascii="Palatino Linotype" w:hAnsi="Palatino Linotype"/>
+          <w:color w:val="141412"/>
+          <w:sz w:val="21"/>
+          <w:szCs w:val="21"/>
+          <w:shd w:val="clear" w:color="auto" w:fill="FFFFFF"/>
+        </w:rPr>
+        <w:t>PLoS</w:t>
+      </w:r>
+      <w:proofErr w:type="spellEnd"/>
+      <w:r>
+        <w:rPr>
+          <w:rStyle w:val="Emphasis"/>
+          <w:rFonts w:ascii="Palatino Linotype" w:hAnsi="Palatino Linotype"/>
+          <w:color w:val="141412"/>
+          <w:sz w:val="21"/>
+          <w:szCs w:val="21"/>
+          <w:shd w:val="clear" w:color="auto" w:fill="FFFFFF"/>
+        </w:rPr>
+        <w:t xml:space="preserve"> Genetics</w:t>
       </w:r>
       <w:r>
         <w:rPr>
@@ -3736,20 +4088,33 @@
           <w:szCs w:val="21"/>
           <w:shd w:val="clear" w:color="auto" w:fill="FFFFFF"/>
         </w:rPr>
-        <w:t>16, pp. 1139–1145</w:t>
-      </w:r>
-      <w:r>
-        <w:rPr>
-          <w:rStyle w:val="Emphasis"/>
-          <w:rFonts w:ascii="Palatino Linotype" w:hAnsi="Palatino Linotype"/>
-          <w:i w:val="0"/>
-          <w:iCs w:val="0"/>
-          <w:color w:val="141412"/>
-          <w:sz w:val="21"/>
-          <w:szCs w:val="21"/>
-          <w:shd w:val="clear" w:color="auto" w:fill="FFFFFF"/>
-        </w:rPr>
-        <w:t>.</w:t>
+        <w:t>15</w:t>
+      </w:r>
+      <w:r>
+        <w:rPr>
+          <w:rStyle w:val="Emphasis"/>
+          <w:rFonts w:ascii="Palatino Linotype" w:hAnsi="Palatino Linotype"/>
+          <w:i w:val="0"/>
+          <w:iCs w:val="0"/>
+          <w:color w:val="141412"/>
+          <w:sz w:val="21"/>
+          <w:szCs w:val="21"/>
+          <w:shd w:val="clear" w:color="auto" w:fill="FFFFFF"/>
+        </w:rPr>
+        <w:t xml:space="preserve"> </w:t>
+      </w:r>
+      <w:r>
+        <w:rPr>
+          <w:rStyle w:val="Emphasis"/>
+          <w:rFonts w:ascii="Palatino Linotype" w:hAnsi="Palatino Linotype"/>
+          <w:i w:val="0"/>
+          <w:iCs w:val="0"/>
+          <w:color w:val="141412"/>
+          <w:sz w:val="21"/>
+          <w:szCs w:val="21"/>
+          <w:shd w:val="clear" w:color="auto" w:fill="FFFFFF"/>
+        </w:rPr>
+        <w:t>(8): e1007860.</w:t>
       </w:r>
     </w:p>
     <w:p>
@@ -3800,7 +4165,7 @@
           <w:szCs w:val="21"/>
           <w:shd w:val="clear" w:color="auto" w:fill="FFFFFF"/>
         </w:rPr>
-        <w:t xml:space="preserve">S. Lou, K.A. Cotter, T. Li, J. Liang, </w:t>
+        <w:t xml:space="preserve">F.C.P. Navarro, </w:t>
       </w:r>
       <w:r>
         <w:rPr>
@@ -3828,70 +4193,83 @@
           <w:szCs w:val="21"/>
           <w:shd w:val="clear" w:color="auto" w:fill="FFFFFF"/>
         </w:rPr>
-        <w:t xml:space="preserve">, J. Liu, J. Zhang, S. Cohen, J. Xu, H. Yu, M. Rubin, and M. Gerstein (2019). GRAM: A generalized model to predict the molecular effect of a non-coding variant in a cell-type specific manner, </w:t>
-      </w:r>
-      <w:r>
-        <w:rPr>
-          <w:rStyle w:val="Emphasis"/>
-          <w:rFonts w:ascii="Palatino Linotype" w:hAnsi="Palatino Linotype"/>
-          <w:color w:val="141412"/>
-          <w:sz w:val="21"/>
-          <w:szCs w:val="21"/>
-          <w:shd w:val="clear" w:color="auto" w:fill="FFFFFF"/>
-        </w:rPr>
-        <w:t>PLoS Genetics</w:t>
-      </w:r>
-      <w:r>
-        <w:rPr>
-          <w:rStyle w:val="Emphasis"/>
-          <w:rFonts w:ascii="Palatino Linotype" w:hAnsi="Palatino Linotype"/>
-          <w:i w:val="0"/>
-          <w:iCs w:val="0"/>
-          <w:color w:val="141412"/>
-          <w:sz w:val="21"/>
-          <w:szCs w:val="21"/>
-          <w:shd w:val="clear" w:color="auto" w:fill="FFFFFF"/>
-        </w:rPr>
-        <w:t xml:space="preserve">, </w:t>
-      </w:r>
-      <w:r>
-        <w:rPr>
-          <w:rStyle w:val="Emphasis"/>
-          <w:rFonts w:ascii="Palatino Linotype" w:hAnsi="Palatino Linotype"/>
-          <w:i w:val="0"/>
-          <w:iCs w:val="0"/>
-          <w:color w:val="141412"/>
-          <w:sz w:val="21"/>
-          <w:szCs w:val="21"/>
-          <w:shd w:val="clear" w:color="auto" w:fill="FFFFFF"/>
-        </w:rPr>
-        <w:t>15</w:t>
-      </w:r>
-      <w:r>
-        <w:rPr>
-          <w:rStyle w:val="Emphasis"/>
-          <w:rFonts w:ascii="Palatino Linotype" w:hAnsi="Palatino Linotype"/>
-          <w:i w:val="0"/>
-          <w:iCs w:val="0"/>
-          <w:color w:val="141412"/>
-          <w:sz w:val="21"/>
-          <w:szCs w:val="21"/>
-          <w:shd w:val="clear" w:color="auto" w:fill="FFFFFF"/>
-        </w:rPr>
-        <w:t xml:space="preserve"> </w:t>
-      </w:r>
-      <w:r>
-        <w:rPr>
-          <w:rStyle w:val="Emphasis"/>
-          <w:rFonts w:ascii="Palatino Linotype" w:hAnsi="Palatino Linotype"/>
-          <w:i w:val="0"/>
-          <w:iCs w:val="0"/>
-          <w:color w:val="141412"/>
-          <w:sz w:val="21"/>
-          <w:szCs w:val="21"/>
-          <w:shd w:val="clear" w:color="auto" w:fill="FFFFFF"/>
-        </w:rPr>
-        <w:t>(8): e1007860.</w:t>
+        <w:t xml:space="preserve">, C. Yan, S. Li, M. Gu, W. Meyerson, and M. Gerstein (2019). Genomics and data science: an application within an umbrella, </w:t>
+      </w:r>
+      <w:r>
+        <w:rPr>
+          <w:rStyle w:val="Emphasis"/>
+          <w:rFonts w:ascii="Palatino Linotype" w:hAnsi="Palatino Linotype"/>
+          <w:color w:val="141412"/>
+          <w:sz w:val="21"/>
+          <w:szCs w:val="21"/>
+          <w:shd w:val="clear" w:color="auto" w:fill="FFFFFF"/>
+        </w:rPr>
+        <w:t>Genome Biology</w:t>
+      </w:r>
+      <w:r>
+        <w:rPr>
+          <w:rStyle w:val="Emphasis"/>
+          <w:rFonts w:ascii="Palatino Linotype" w:hAnsi="Palatino Linotype"/>
+          <w:i w:val="0"/>
+          <w:iCs w:val="0"/>
+          <w:color w:val="141412"/>
+          <w:sz w:val="21"/>
+          <w:szCs w:val="21"/>
+          <w:shd w:val="clear" w:color="auto" w:fill="FFFFFF"/>
+        </w:rPr>
+        <w:t>, 20</w:t>
+      </w:r>
+      <w:r>
+        <w:rPr>
+          <w:rStyle w:val="Emphasis"/>
+          <w:rFonts w:ascii="Palatino Linotype" w:hAnsi="Palatino Linotype"/>
+          <w:i w:val="0"/>
+          <w:iCs w:val="0"/>
+          <w:color w:val="141412"/>
+          <w:sz w:val="21"/>
+          <w:szCs w:val="21"/>
+          <w:shd w:val="clear" w:color="auto" w:fill="FFFFFF"/>
+        </w:rPr>
+        <w:t xml:space="preserve"> (</w:t>
+      </w:r>
+      <w:r>
+        <w:rPr>
+          <w:rStyle w:val="Emphasis"/>
+          <w:rFonts w:ascii="Palatino Linotype" w:hAnsi="Palatino Linotype"/>
+          <w:i w:val="0"/>
+          <w:iCs w:val="0"/>
+          <w:color w:val="141412"/>
+          <w:sz w:val="21"/>
+          <w:szCs w:val="21"/>
+          <w:shd w:val="clear" w:color="auto" w:fill="FFFFFF"/>
+        </w:rPr>
+        <w:t>109</w:t>
+      </w:r>
+      <w:r>
+        <w:rPr>
+          <w:rStyle w:val="Emphasis"/>
+          <w:rFonts w:ascii="Palatino Linotype" w:hAnsi="Palatino Linotype"/>
+          <w:i w:val="0"/>
+          <w:iCs w:val="0"/>
+          <w:color w:val="141412"/>
+          <w:sz w:val="21"/>
+          <w:szCs w:val="21"/>
+          <w:shd w:val="clear" w:color="auto" w:fill="FFFFFF"/>
+        </w:rPr>
+        <w:t>)</w:t>
+      </w:r>
+      <w:r>
+        <w:rPr>
+          <w:rStyle w:val="Emphasis"/>
+          <w:rFonts w:ascii="Palatino Linotype" w:hAnsi="Palatino Linotype"/>
+          <w:i w:val="0"/>
+          <w:iCs w:val="0"/>
+          <w:color w:val="141412"/>
+          <w:sz w:val="21"/>
+          <w:szCs w:val="21"/>
+          <w:shd w:val="clear" w:color="auto" w:fill="FFFFFF"/>
+        </w:rPr>
+        <w:t>.</w:t>
       </w:r>
     </w:p>
     <w:p>
@@ -3942,7 +4320,35 @@
           <w:szCs w:val="21"/>
           <w:shd w:val="clear" w:color="auto" w:fill="FFFFFF"/>
         </w:rPr>
-        <w:t xml:space="preserve">F.C.P. Navarro, </w:t>
+        <w:t xml:space="preserve">J. </w:t>
+      </w:r>
+      <w:proofErr w:type="spellStart"/>
+      <w:r>
+        <w:rPr>
+          <w:rStyle w:val="Emphasis"/>
+          <w:rFonts w:ascii="Palatino Linotype" w:hAnsi="Palatino Linotype"/>
+          <w:i w:val="0"/>
+          <w:iCs w:val="0"/>
+          <w:color w:val="141412"/>
+          <w:sz w:val="21"/>
+          <w:szCs w:val="21"/>
+          <w:shd w:val="clear" w:color="auto" w:fill="FFFFFF"/>
+        </w:rPr>
+        <w:t>Warrell</w:t>
+      </w:r>
+      <w:proofErr w:type="spellEnd"/>
+      <w:r>
+        <w:rPr>
+          <w:rStyle w:val="Emphasis"/>
+          <w:rFonts w:ascii="Palatino Linotype" w:hAnsi="Palatino Linotype"/>
+          <w:i w:val="0"/>
+          <w:iCs w:val="0"/>
+          <w:color w:val="141412"/>
+          <w:sz w:val="21"/>
+          <w:szCs w:val="21"/>
+          <w:shd w:val="clear" w:color="auto" w:fill="FFFFFF"/>
+        </w:rPr>
+        <w:t xml:space="preserve">, </w:t>
       </w:r>
       <w:r>
         <w:rPr>
@@ -3970,70 +4376,53 @@
           <w:szCs w:val="21"/>
           <w:shd w:val="clear" w:color="auto" w:fill="FFFFFF"/>
         </w:rPr>
-        <w:t xml:space="preserve">, C. Yan, S. Li, M. Gu, W. Meyerson, and M. Gerstein (2019). Genomics and data science: an application within an umbrella, </w:t>
-      </w:r>
-      <w:r>
-        <w:rPr>
-          <w:rStyle w:val="Emphasis"/>
-          <w:rFonts w:ascii="Palatino Linotype" w:hAnsi="Palatino Linotype"/>
-          <w:color w:val="141412"/>
-          <w:sz w:val="21"/>
-          <w:szCs w:val="21"/>
-          <w:shd w:val="clear" w:color="auto" w:fill="FFFFFF"/>
-        </w:rPr>
-        <w:t>Genome Biology</w:t>
-      </w:r>
-      <w:r>
-        <w:rPr>
-          <w:rStyle w:val="Emphasis"/>
-          <w:rFonts w:ascii="Palatino Linotype" w:hAnsi="Palatino Linotype"/>
-          <w:i w:val="0"/>
-          <w:iCs w:val="0"/>
-          <w:color w:val="141412"/>
-          <w:sz w:val="21"/>
-          <w:szCs w:val="21"/>
-          <w:shd w:val="clear" w:color="auto" w:fill="FFFFFF"/>
-        </w:rPr>
-        <w:t>, 20</w:t>
-      </w:r>
-      <w:r>
-        <w:rPr>
-          <w:rStyle w:val="Emphasis"/>
-          <w:rFonts w:ascii="Palatino Linotype" w:hAnsi="Palatino Linotype"/>
-          <w:i w:val="0"/>
-          <w:iCs w:val="0"/>
-          <w:color w:val="141412"/>
-          <w:sz w:val="21"/>
-          <w:szCs w:val="21"/>
-          <w:shd w:val="clear" w:color="auto" w:fill="FFFFFF"/>
-        </w:rPr>
-        <w:t xml:space="preserve"> (</w:t>
-      </w:r>
-      <w:r>
-        <w:rPr>
-          <w:rStyle w:val="Emphasis"/>
-          <w:rFonts w:ascii="Palatino Linotype" w:hAnsi="Palatino Linotype"/>
-          <w:i w:val="0"/>
-          <w:iCs w:val="0"/>
-          <w:color w:val="141412"/>
-          <w:sz w:val="21"/>
-          <w:szCs w:val="21"/>
-          <w:shd w:val="clear" w:color="auto" w:fill="FFFFFF"/>
-        </w:rPr>
-        <w:t>109</w:t>
-      </w:r>
-      <w:r>
-        <w:rPr>
-          <w:rStyle w:val="Emphasis"/>
-          <w:rFonts w:ascii="Palatino Linotype" w:hAnsi="Palatino Linotype"/>
-          <w:i w:val="0"/>
-          <w:iCs w:val="0"/>
-          <w:color w:val="141412"/>
-          <w:sz w:val="21"/>
-          <w:szCs w:val="21"/>
-          <w:shd w:val="clear" w:color="auto" w:fill="FFFFFF"/>
-        </w:rPr>
-        <w:t>)</w:t>
+        <w:t xml:space="preserve">, and M. Gerstein (2018). Rank Projection Trees for Multilevel Neural Network Interpretation, </w:t>
+      </w:r>
+      <w:proofErr w:type="spellStart"/>
+      <w:r>
+        <w:rPr>
+          <w:rStyle w:val="Emphasis"/>
+          <w:rFonts w:ascii="Palatino Linotype" w:hAnsi="Palatino Linotype"/>
+          <w:color w:val="141412"/>
+          <w:sz w:val="21"/>
+          <w:szCs w:val="21"/>
+          <w:shd w:val="clear" w:color="auto" w:fill="FFFFFF"/>
+        </w:rPr>
+        <w:t>NeurIPS</w:t>
+      </w:r>
+      <w:proofErr w:type="spellEnd"/>
+      <w:r>
+        <w:rPr>
+          <w:rStyle w:val="Emphasis"/>
+          <w:rFonts w:ascii="Palatino Linotype" w:hAnsi="Palatino Linotype"/>
+          <w:color w:val="141412"/>
+          <w:sz w:val="21"/>
+          <w:szCs w:val="21"/>
+          <w:shd w:val="clear" w:color="auto" w:fill="FFFFFF"/>
+        </w:rPr>
+        <w:t xml:space="preserve"> Machine Learning for Health Workshop (NeurIPS</w:t>
+      </w:r>
+      <w:r>
+        <w:rPr>
+          <w:rStyle w:val="Emphasis"/>
+          <w:rFonts w:ascii="Palatino Linotype" w:hAnsi="Palatino Linotype"/>
+          <w:color w:val="141412"/>
+          <w:sz w:val="21"/>
+          <w:szCs w:val="21"/>
+          <w:shd w:val="clear" w:color="auto" w:fill="FFFFFF"/>
+        </w:rPr>
+        <w:t>’18</w:t>
+      </w:r>
+      <w:r>
+        <w:rPr>
+          <w:rStyle w:val="Emphasis"/>
+          <w:rFonts w:ascii="Palatino Linotype" w:hAnsi="Palatino Linotype"/>
+          <w:color w:val="141412"/>
+          <w:sz w:val="21"/>
+          <w:szCs w:val="21"/>
+          <w:shd w:val="clear" w:color="auto" w:fill="FFFFFF"/>
+        </w:rPr>
+        <w:t xml:space="preserve"> ML4H)</w:t>
       </w:r>
       <w:r>
         <w:rPr>
@@ -4057,10 +4446,8 @@
         <w:spacing w:after="0" w:line="240" w:lineRule="auto"/>
         <w:jc w:val="both"/>
         <w:rPr>
-          <w:rStyle w:val="Emphasis"/>
-          <w:rFonts w:ascii="Palatino Linotype" w:hAnsi="Palatino Linotype"/>
-          <w:i w:val="0"/>
-          <w:iCs w:val="0"/>
+          <w:rStyle w:val="Strong"/>
+          <w:rFonts w:ascii="Palatino Linotype" w:hAnsi="Palatino Linotype"/>
           <w:color w:val="141412"/>
           <w:sz w:val="21"/>
           <w:szCs w:val="21"/>
@@ -4076,129 +4463,6 @@
         <w:spacing w:after="0" w:line="240" w:lineRule="auto"/>
         <w:jc w:val="both"/>
         <w:rPr>
-          <w:rStyle w:val="Emphasis"/>
-          <w:rFonts w:ascii="Palatino Linotype" w:hAnsi="Palatino Linotype"/>
-          <w:i w:val="0"/>
-          <w:iCs w:val="0"/>
-          <w:color w:val="141412"/>
-          <w:sz w:val="21"/>
-          <w:szCs w:val="21"/>
-          <w:shd w:val="clear" w:color="auto" w:fill="FFFFFF"/>
-        </w:rPr>
-      </w:pPr>
-      <w:r>
-        <w:rPr>
-          <w:rStyle w:val="Emphasis"/>
-          <w:rFonts w:ascii="Palatino Linotype" w:hAnsi="Palatino Linotype"/>
-          <w:i w:val="0"/>
-          <w:iCs w:val="0"/>
-          <w:color w:val="141412"/>
-          <w:sz w:val="21"/>
-          <w:szCs w:val="21"/>
-          <w:shd w:val="clear" w:color="auto" w:fill="FFFFFF"/>
-        </w:rPr>
-        <w:t xml:space="preserve">J. Warrell, </w:t>
-      </w:r>
-      <w:r>
-        <w:rPr>
-          <w:rStyle w:val="Emphasis"/>
-          <w:rFonts w:ascii="Palatino Linotype" w:hAnsi="Palatino Linotype"/>
-          <w:b/>
-          <w:bCs/>
-          <w:i w:val="0"/>
-          <w:iCs w:val="0"/>
-          <w:color w:val="141412"/>
-          <w:sz w:val="21"/>
-          <w:szCs w:val="21"/>
-          <w:shd w:val="clear" w:color="auto" w:fill="FFFFFF"/>
-        </w:rPr>
-        <w:t>H. Mohsen</w:t>
-      </w:r>
-      <w:r>
-        <w:rPr>
-          <w:rStyle w:val="Emphasis"/>
-          <w:rFonts w:ascii="Palatino Linotype" w:hAnsi="Palatino Linotype"/>
-          <w:i w:val="0"/>
-          <w:iCs w:val="0"/>
-          <w:color w:val="141412"/>
-          <w:sz w:val="21"/>
-          <w:szCs w:val="21"/>
-          <w:shd w:val="clear" w:color="auto" w:fill="FFFFFF"/>
-        </w:rPr>
-        <w:t xml:space="preserve">, and M. Gerstein (2018). Rank Projection Trees for Multilevel Neural Network Interpretation, </w:t>
-      </w:r>
-      <w:r>
-        <w:rPr>
-          <w:rStyle w:val="Emphasis"/>
-          <w:rFonts w:ascii="Palatino Linotype" w:hAnsi="Palatino Linotype"/>
-          <w:color w:val="141412"/>
-          <w:sz w:val="21"/>
-          <w:szCs w:val="21"/>
-          <w:shd w:val="clear" w:color="auto" w:fill="FFFFFF"/>
-        </w:rPr>
-        <w:t>NeurIPS Machine Learning for Health Workshop (NeurIPS</w:t>
-      </w:r>
-      <w:r>
-        <w:rPr>
-          <w:rStyle w:val="Emphasis"/>
-          <w:rFonts w:ascii="Palatino Linotype" w:hAnsi="Palatino Linotype"/>
-          <w:color w:val="141412"/>
-          <w:sz w:val="21"/>
-          <w:szCs w:val="21"/>
-          <w:shd w:val="clear" w:color="auto" w:fill="FFFFFF"/>
-        </w:rPr>
-        <w:t>’18</w:t>
-      </w:r>
-      <w:r>
-        <w:rPr>
-          <w:rStyle w:val="Emphasis"/>
-          <w:rFonts w:ascii="Palatino Linotype" w:hAnsi="Palatino Linotype"/>
-          <w:color w:val="141412"/>
-          <w:sz w:val="21"/>
-          <w:szCs w:val="21"/>
-          <w:shd w:val="clear" w:color="auto" w:fill="FFFFFF"/>
-        </w:rPr>
-        <w:t xml:space="preserve"> ML4H)</w:t>
-      </w:r>
-      <w:r>
-        <w:rPr>
-          <w:rStyle w:val="Emphasis"/>
-          <w:rFonts w:ascii="Palatino Linotype" w:hAnsi="Palatino Linotype"/>
-          <w:i w:val="0"/>
-          <w:iCs w:val="0"/>
-          <w:color w:val="141412"/>
-          <w:sz w:val="21"/>
-          <w:szCs w:val="21"/>
-          <w:shd w:val="clear" w:color="auto" w:fill="FFFFFF"/>
-        </w:rPr>
-        <w:t>.</w:t>
-      </w:r>
-    </w:p>
-    <w:p>
-      <w:pPr>
-        <w:autoSpaceDE w:val="0"/>
-        <w:autoSpaceDN w:val="0"/>
-        <w:adjustRightInd w:val="0"/>
-        <w:spacing w:after="0" w:line="240" w:lineRule="auto"/>
-        <w:jc w:val="both"/>
-        <w:rPr>
-          <w:rStyle w:val="Strong"/>
-          <w:rFonts w:ascii="Palatino Linotype" w:hAnsi="Palatino Linotype"/>
-          <w:color w:val="141412"/>
-          <w:sz w:val="21"/>
-          <w:szCs w:val="21"/>
-          <w:shd w:val="clear" w:color="auto" w:fill="FFFFFF"/>
-        </w:rPr>
-      </w:pPr>
-    </w:p>
-    <w:p>
-      <w:pPr>
-        <w:autoSpaceDE w:val="0"/>
-        <w:autoSpaceDN w:val="0"/>
-        <w:adjustRightInd w:val="0"/>
-        <w:spacing w:after="0" w:line="240" w:lineRule="auto"/>
-        <w:jc w:val="both"/>
-        <w:rPr>
           <w:rStyle w:val="Strong"/>
           <w:rFonts w:ascii="Palatino Linotype" w:hAnsi="Palatino Linotype"/>
           <w:b w:val="0"/>
@@ -4231,7 +4495,63 @@
           <w:szCs w:val="21"/>
           <w:shd w:val="clear" w:color="auto" w:fill="FFFFFF"/>
         </w:rPr>
-        <w:t xml:space="preserve">, H. Tang, and Y. Ye (2017). DNPipe: Improving De Novo Metatranscriptome Assembly via Machine Learning Algorithms, </w:t>
+        <w:t xml:space="preserve">, H. Tang, and Y. Ye (2017). </w:t>
+      </w:r>
+      <w:proofErr w:type="spellStart"/>
+      <w:r>
+        <w:rPr>
+          <w:rStyle w:val="Strong"/>
+          <w:rFonts w:ascii="Palatino Linotype" w:hAnsi="Palatino Linotype"/>
+          <w:b w:val="0"/>
+          <w:bCs w:val="0"/>
+          <w:color w:val="141412"/>
+          <w:sz w:val="21"/>
+          <w:szCs w:val="21"/>
+          <w:shd w:val="clear" w:color="auto" w:fill="FFFFFF"/>
+        </w:rPr>
+        <w:t>DNPipe</w:t>
+      </w:r>
+      <w:proofErr w:type="spellEnd"/>
+      <w:r>
+        <w:rPr>
+          <w:rStyle w:val="Strong"/>
+          <w:rFonts w:ascii="Palatino Linotype" w:hAnsi="Palatino Linotype"/>
+          <w:b w:val="0"/>
+          <w:bCs w:val="0"/>
+          <w:color w:val="141412"/>
+          <w:sz w:val="21"/>
+          <w:szCs w:val="21"/>
+          <w:shd w:val="clear" w:color="auto" w:fill="FFFFFF"/>
+        </w:rPr>
+        <w:t xml:space="preserve">: Improving De Novo </w:t>
+      </w:r>
+      <w:proofErr w:type="spellStart"/>
+      <w:r>
+        <w:rPr>
+          <w:rStyle w:val="Strong"/>
+          <w:rFonts w:ascii="Palatino Linotype" w:hAnsi="Palatino Linotype"/>
+          <w:b w:val="0"/>
+          <w:bCs w:val="0"/>
+          <w:color w:val="141412"/>
+          <w:sz w:val="21"/>
+          <w:szCs w:val="21"/>
+          <w:shd w:val="clear" w:color="auto" w:fill="FFFFFF"/>
+        </w:rPr>
+        <w:t>Metatranscriptome</w:t>
+      </w:r>
+      <w:proofErr w:type="spellEnd"/>
+      <w:r>
+        <w:rPr>
+          <w:rStyle w:val="Strong"/>
+          <w:rFonts w:ascii="Palatino Linotype" w:hAnsi="Palatino Linotype"/>
+          <w:b w:val="0"/>
+          <w:bCs w:val="0"/>
+          <w:color w:val="141412"/>
+          <w:sz w:val="21"/>
+          <w:szCs w:val="21"/>
+          <w:shd w:val="clear" w:color="auto" w:fill="FFFFFF"/>
+        </w:rPr>
+        <w:t xml:space="preserve"> Assembly via Machine Learning Algorithms, </w:t>
       </w:r>
       <w:r>
         <w:rPr>
@@ -4373,7 +4693,91 @@
           <w:szCs w:val="21"/>
           <w:shd w:val="clear" w:color="auto" w:fill="FFFFFF"/>
         </w:rPr>
-        <w:t xml:space="preserve">, H. Kurban, K. Zimmer, M. Jenne, and M. Dalkilic (2015). Red-RF: Reduced Random Forests using priority voting dynamic data reduction, </w:t>
+        <w:t xml:space="preserve">, H. </w:t>
+      </w:r>
+      <w:proofErr w:type="spellStart"/>
+      <w:r>
+        <w:rPr>
+          <w:rStyle w:val="Strong"/>
+          <w:rFonts w:ascii="Palatino Linotype" w:hAnsi="Palatino Linotype"/>
+          <w:b w:val="0"/>
+          <w:bCs w:val="0"/>
+          <w:color w:val="141412"/>
+          <w:sz w:val="21"/>
+          <w:szCs w:val="21"/>
+          <w:shd w:val="clear" w:color="auto" w:fill="FFFFFF"/>
+        </w:rPr>
+        <w:t>Kurban</w:t>
+      </w:r>
+      <w:proofErr w:type="spellEnd"/>
+      <w:r>
+        <w:rPr>
+          <w:rStyle w:val="Strong"/>
+          <w:rFonts w:ascii="Palatino Linotype" w:hAnsi="Palatino Linotype"/>
+          <w:b w:val="0"/>
+          <w:bCs w:val="0"/>
+          <w:color w:val="141412"/>
+          <w:sz w:val="21"/>
+          <w:szCs w:val="21"/>
+          <w:shd w:val="clear" w:color="auto" w:fill="FFFFFF"/>
+        </w:rPr>
+        <w:t xml:space="preserve">, K. Zimmer, M. </w:t>
+      </w:r>
+      <w:proofErr w:type="spellStart"/>
+      <w:r>
+        <w:rPr>
+          <w:rStyle w:val="Strong"/>
+          <w:rFonts w:ascii="Palatino Linotype" w:hAnsi="Palatino Linotype"/>
+          <w:b w:val="0"/>
+          <w:bCs w:val="0"/>
+          <w:color w:val="141412"/>
+          <w:sz w:val="21"/>
+          <w:szCs w:val="21"/>
+          <w:shd w:val="clear" w:color="auto" w:fill="FFFFFF"/>
+        </w:rPr>
+        <w:t>Jenne</w:t>
+      </w:r>
+      <w:proofErr w:type="spellEnd"/>
+      <w:r>
+        <w:rPr>
+          <w:rStyle w:val="Strong"/>
+          <w:rFonts w:ascii="Palatino Linotype" w:hAnsi="Palatino Linotype"/>
+          <w:b w:val="0"/>
+          <w:bCs w:val="0"/>
+          <w:color w:val="141412"/>
+          <w:sz w:val="21"/>
+          <w:szCs w:val="21"/>
+          <w:shd w:val="clear" w:color="auto" w:fill="FFFFFF"/>
+        </w:rPr>
+        <w:t xml:space="preserve">, and M. </w:t>
+      </w:r>
+      <w:proofErr w:type="spellStart"/>
+      <w:r>
+        <w:rPr>
+          <w:rStyle w:val="Strong"/>
+          <w:rFonts w:ascii="Palatino Linotype" w:hAnsi="Palatino Linotype"/>
+          <w:b w:val="0"/>
+          <w:bCs w:val="0"/>
+          <w:color w:val="141412"/>
+          <w:sz w:val="21"/>
+          <w:szCs w:val="21"/>
+          <w:shd w:val="clear" w:color="auto" w:fill="FFFFFF"/>
+        </w:rPr>
+        <w:t>Dalkilic</w:t>
+      </w:r>
+      <w:proofErr w:type="spellEnd"/>
+      <w:r>
+        <w:rPr>
+          <w:rStyle w:val="Strong"/>
+          <w:rFonts w:ascii="Palatino Linotype" w:hAnsi="Palatino Linotype"/>
+          <w:b w:val="0"/>
+          <w:bCs w:val="0"/>
+          <w:color w:val="141412"/>
+          <w:sz w:val="21"/>
+          <w:szCs w:val="21"/>
+          <w:shd w:val="clear" w:color="auto" w:fill="FFFFFF"/>
+        </w:rPr>
+        <w:t xml:space="preserve"> (2015). Red-RF: Reduced Random Forests using priority voting dynamic data reduction, </w:t>
       </w:r>
       <w:r>
         <w:rPr>
@@ -4388,7 +4792,39 @@
           <w:szCs w:val="21"/>
           <w:shd w:val="clear" w:color="auto" w:fill="FFFFFF"/>
         </w:rPr>
-        <w:t>IEEE International Congress on Big Data (IEEE BigData Congress'15)</w:t>
+        <w:t xml:space="preserve">IEEE International Congress on Big Data (IEEE </w:t>
+      </w:r>
+      <w:proofErr w:type="spellStart"/>
+      <w:r>
+        <w:rPr>
+          <w:rStyle w:val="Strong"/>
+          <w:rFonts w:ascii="Palatino Linotype" w:hAnsi="Palatino Linotype"/>
+          <w:b w:val="0"/>
+          <w:bCs w:val="0"/>
+          <w:i/>
+          <w:iCs/>
+          <w:color w:val="141412"/>
+          <w:sz w:val="21"/>
+          <w:szCs w:val="21"/>
+          <w:shd w:val="clear" w:color="auto" w:fill="FFFFFF"/>
+        </w:rPr>
+        <w:t>BigData</w:t>
+      </w:r>
+      <w:proofErr w:type="spellEnd"/>
+      <w:r>
+        <w:rPr>
+          <w:rStyle w:val="Strong"/>
+          <w:rFonts w:ascii="Palatino Linotype" w:hAnsi="Palatino Linotype"/>
+          <w:b w:val="0"/>
+          <w:bCs w:val="0"/>
+          <w:i/>
+          <w:iCs/>
+          <w:color w:val="141412"/>
+          <w:sz w:val="21"/>
+          <w:szCs w:val="21"/>
+          <w:shd w:val="clear" w:color="auto" w:fill="FFFFFF"/>
+        </w:rPr>
+        <w:t xml:space="preserve"> Congress'15)</w:t>
       </w:r>
       <w:r>
         <w:rPr>
@@ -4450,6 +4886,7 @@
           <w:szCs w:val="21"/>
           <w:shd w:val="clear" w:color="auto" w:fill="FFFFFF"/>
         </w:rPr>
+        <w:lastRenderedPageBreak/>
         <w:t>H. Mohsen</w:t>
       </w:r>
       <w:r>
@@ -4463,7 +4900,91 @@
           <w:szCs w:val="21"/>
           <w:shd w:val="clear" w:color="auto" w:fill="FFFFFF"/>
         </w:rPr>
-        <w:t xml:space="preserve">, H. Kurban, M. Jenne, and M. Dalkilic (2014). A New Set of Random Forests with Varying Dynamic Data Reduction and Voting Techniques, </w:t>
+        <w:t xml:space="preserve">, H. </w:t>
+      </w:r>
+      <w:proofErr w:type="spellStart"/>
+      <w:r>
+        <w:rPr>
+          <w:rStyle w:val="Strong"/>
+          <w:rFonts w:ascii="Palatino Linotype" w:hAnsi="Palatino Linotype"/>
+          <w:b w:val="0"/>
+          <w:bCs w:val="0"/>
+          <w:color w:val="141412"/>
+          <w:sz w:val="21"/>
+          <w:szCs w:val="21"/>
+          <w:shd w:val="clear" w:color="auto" w:fill="FFFFFF"/>
+        </w:rPr>
+        <w:t>Kurban</w:t>
+      </w:r>
+      <w:proofErr w:type="spellEnd"/>
+      <w:r>
+        <w:rPr>
+          <w:rStyle w:val="Strong"/>
+          <w:rFonts w:ascii="Palatino Linotype" w:hAnsi="Palatino Linotype"/>
+          <w:b w:val="0"/>
+          <w:bCs w:val="0"/>
+          <w:color w:val="141412"/>
+          <w:sz w:val="21"/>
+          <w:szCs w:val="21"/>
+          <w:shd w:val="clear" w:color="auto" w:fill="FFFFFF"/>
+        </w:rPr>
+        <w:t xml:space="preserve">, M. </w:t>
+      </w:r>
+      <w:proofErr w:type="spellStart"/>
+      <w:r>
+        <w:rPr>
+          <w:rStyle w:val="Strong"/>
+          <w:rFonts w:ascii="Palatino Linotype" w:hAnsi="Palatino Linotype"/>
+          <w:b w:val="0"/>
+          <w:bCs w:val="0"/>
+          <w:color w:val="141412"/>
+          <w:sz w:val="21"/>
+          <w:szCs w:val="21"/>
+          <w:shd w:val="clear" w:color="auto" w:fill="FFFFFF"/>
+        </w:rPr>
+        <w:t>Jenne</w:t>
+      </w:r>
+      <w:proofErr w:type="spellEnd"/>
+      <w:r>
+        <w:rPr>
+          <w:rStyle w:val="Strong"/>
+          <w:rFonts w:ascii="Palatino Linotype" w:hAnsi="Palatino Linotype"/>
+          <w:b w:val="0"/>
+          <w:bCs w:val="0"/>
+          <w:color w:val="141412"/>
+          <w:sz w:val="21"/>
+          <w:szCs w:val="21"/>
+          <w:shd w:val="clear" w:color="auto" w:fill="FFFFFF"/>
+        </w:rPr>
+        <w:t xml:space="preserve">, and M. </w:t>
+      </w:r>
+      <w:proofErr w:type="spellStart"/>
+      <w:r>
+        <w:rPr>
+          <w:rStyle w:val="Strong"/>
+          <w:rFonts w:ascii="Palatino Linotype" w:hAnsi="Palatino Linotype"/>
+          <w:b w:val="0"/>
+          <w:bCs w:val="0"/>
+          <w:color w:val="141412"/>
+          <w:sz w:val="21"/>
+          <w:szCs w:val="21"/>
+          <w:shd w:val="clear" w:color="auto" w:fill="FFFFFF"/>
+        </w:rPr>
+        <w:t>Dalkilic</w:t>
+      </w:r>
+      <w:proofErr w:type="spellEnd"/>
+      <w:r>
+        <w:rPr>
+          <w:rStyle w:val="Strong"/>
+          <w:rFonts w:ascii="Palatino Linotype" w:hAnsi="Palatino Linotype"/>
+          <w:b w:val="0"/>
+          <w:bCs w:val="0"/>
+          <w:color w:val="141412"/>
+          <w:sz w:val="21"/>
+          <w:szCs w:val="21"/>
+          <w:shd w:val="clear" w:color="auto" w:fill="FFFFFF"/>
+        </w:rPr>
+        <w:t xml:space="preserve"> (2014). A New Set of Random Forests with Varying Dynamic Data Reduction and Voting Techniques, </w:t>
       </w:r>
       <w:r>
         <w:rPr>
@@ -4716,16 +5237,47 @@
           <w:szCs w:val="21"/>
           <w:lang w:bidi="ar-LB"/>
         </w:rPr>
-        <w:t xml:space="preserve"> (pandas, numpy, </w:t>
-      </w:r>
-      <w:r>
-        <w:rPr>
-          <w:rFonts w:ascii="Palatino Linotype" w:hAnsi="Palatino Linotype" w:cstheme="majorBidi"/>
-          <w:sz w:val="21"/>
-          <w:szCs w:val="21"/>
-          <w:lang w:bidi="ar-LB"/>
-        </w:rPr>
-        <w:t xml:space="preserve">PyTorch, </w:t>
+        <w:t xml:space="preserve"> (pandas, </w:t>
+      </w:r>
+      <w:proofErr w:type="spellStart"/>
+      <w:r>
+        <w:rPr>
+          <w:rFonts w:ascii="Palatino Linotype" w:hAnsi="Palatino Linotype" w:cstheme="majorBidi"/>
+          <w:sz w:val="21"/>
+          <w:szCs w:val="21"/>
+          <w:lang w:bidi="ar-LB"/>
+        </w:rPr>
+        <w:t>numpy</w:t>
+      </w:r>
+      <w:proofErr w:type="spellEnd"/>
+      <w:r>
+        <w:rPr>
+          <w:rFonts w:ascii="Palatino Linotype" w:hAnsi="Palatino Linotype" w:cstheme="majorBidi"/>
+          <w:sz w:val="21"/>
+          <w:szCs w:val="21"/>
+          <w:lang w:bidi="ar-LB"/>
+        </w:rPr>
+        <w:t xml:space="preserve">, </w:t>
+      </w:r>
+      <w:proofErr w:type="spellStart"/>
+      <w:r>
+        <w:rPr>
+          <w:rFonts w:ascii="Palatino Linotype" w:hAnsi="Palatino Linotype" w:cstheme="majorBidi"/>
+          <w:sz w:val="21"/>
+          <w:szCs w:val="21"/>
+          <w:lang w:bidi="ar-LB"/>
+        </w:rPr>
+        <w:t>PyTorch</w:t>
+      </w:r>
+      <w:proofErr w:type="spellEnd"/>
+      <w:r>
+        <w:rPr>
+          <w:rFonts w:ascii="Palatino Linotype" w:hAnsi="Palatino Linotype" w:cstheme="majorBidi"/>
+          <w:sz w:val="21"/>
+          <w:szCs w:val="21"/>
+          <w:lang w:bidi="ar-LB"/>
+        </w:rPr>
+        <w:t xml:space="preserve">, </w:t>
       </w:r>
       <w:r>
         <w:rPr>
@@ -4754,6 +5306,7 @@
         </w:rPr>
         <w:t xml:space="preserve">, </w:t>
       </w:r>
+      <w:proofErr w:type="gramStart"/>
       <w:r>
         <w:rPr>
           <w:rFonts w:ascii="Palatino Linotype" w:hAnsi="Palatino Linotype" w:cstheme="majorBidi"/>
@@ -4770,7 +5323,17 @@
           <w:szCs w:val="21"/>
           <w:lang w:bidi="ar-LB"/>
         </w:rPr>
-        <w:t xml:space="preserve">, </w:t>
+        <w:t>,</w:t>
+      </w:r>
+      <w:proofErr w:type="gramEnd"/>
+      <w:r>
+        <w:rPr>
+          <w:rFonts w:ascii="Palatino Linotype" w:hAnsi="Palatino Linotype" w:cstheme="majorBidi"/>
+          <w:sz w:val="21"/>
+          <w:szCs w:val="21"/>
+          <w:lang w:bidi="ar-LB"/>
+        </w:rPr>
+        <w:t xml:space="preserve"> </w:t>
       </w:r>
       <w:r>
         <w:rPr>
